--- a/report/MIET1077_SixBar_Worked_Solution.docx
+++ b/report/MIET1077_SixBar_Worked_Solution.docx
@@ -351,23 +351,7 @@
           <w:bCs/>
           <w:b/>
         </w:rPr>
-        <w:t xml:space="preserve">Balancing recommendation.</w:t>
-      </w:r>
-      <w:r>
-        <w:t xml:space="preserve"> </w:t>
-      </w:r>
-      <w:r>
-        <w:t xml:space="preserve">Counterweights on the two ground-pivoted links reduce the RMS shaking force by 77 % with the exact Berkof–Lowen (four-bar) solution, and by 87 % with a least-squares optimum. The residual is the reciprocating inertia of the slider plus half of link 5, which no rotating counterweight can cancel completely. The cost is extra moving mass (about 10.9 kg at 120 mm radius) and a larger torque fluctuation, so a flywheel should be specified together with the counterweights.</w:t>
-      </w:r>
-    </w:p>
-    <w:bookmarkEnd w:id="20"/>
-    <w:bookmarkStart w:id="21" w:name="objectives"/>
-    <w:p>
-      <w:pPr>
-        <w:pStyle w:val="Heading1"/>
-      </w:pPr>
-      <w:r>
-        <w:t xml:space="preserve">Objectives</w:t>
+        <w:t xml:space="preserve">Recommendations.</w:t>
       </w:r>
     </w:p>
     <w:p>
@@ -379,7 +363,17 @@
         <w:pStyle w:val="Compact"/>
       </w:pPr>
       <w:r>
-        <w:t xml:space="preserve">Select the dimensions of the linkage from the given data using the course data-selection (non-equality) equations and check mobility, the Grashof condition and the transmission angle.</w:t>
+        <w:rPr>
+          <w:bCs/>
+          <w:b/>
+        </w:rPr>
+        <w:t xml:space="preserve">Balance:</w:t>
+      </w:r>
+      <w:r>
+        <w:t xml:space="preserve"> </w:t>
+      </w:r>
+      <w:r>
+        <w:t xml:space="preserve">fit counterweights on the crank and the rocker. They cut the RMS shaking force by 77 % (exact Berkof–Lowen solution, about 10.9 kg at 120 mm radius) or 87 % (least-squares optimum). The slider’s reciprocating inertia cannot be cancelled by rotating weights.</w:t>
       </w:r>
     </w:p>
     <w:p>
@@ -391,7 +385,17 @@
         <w:pStyle w:val="Compact"/>
       </w:pPr>
       <w:r>
-        <w:t xml:space="preserve">Determine all positions of the links and joints graphically for 16 crank positions, the joint paths and the limits of motion.</w:t>
+        <w:rPr>
+          <w:bCs/>
+          <w:b/>
+        </w:rPr>
+        <w:t xml:space="preserve">Drive:</w:t>
+      </w:r>
+      <w:r>
+        <w:t xml:space="preserve"> </w:t>
+      </w:r>
+      <w:r>
+        <w:t xml:space="preserve">the motor sees ±185 N·m peaks with zero mean; specify a flywheel so the speed stays constant, especially once counterweights are added.</w:t>
       </w:r>
     </w:p>
     <w:p>
@@ -403,62 +407,118 @@
         <w:pStyle w:val="Compact"/>
       </w:pPr>
       <w:r>
-        <w:t xml:space="preserve">Determine linear and angular velocities and accelerations at θ₂ = 60° graphically (vector polygons drawn to scale).</w:t>
+        <w:rPr>
+          <w:bCs/>
+          <w:b/>
+        </w:rPr>
+        <w:t xml:space="preserve">Bearings:</w:t>
+      </w:r>
+      <w:r>
+        <w:t xml:space="preserve"> </w:t>
+      </w:r>
+      <w:r>
+        <w:t xml:space="preserve">rate the crank bearing O and pin A for ≈ 2.9 kN and ≈ 2.7 kN peak dynamic load (plus the usual safety factor).</w:t>
+      </w:r>
+    </w:p>
+    <w:bookmarkEnd w:id="20"/>
+    <w:bookmarkStart w:id="21" w:name="objectives"/>
+    <w:p>
+      <w:pPr>
+        <w:pStyle w:val="Heading1"/>
+      </w:pPr>
+      <w:r>
+        <w:t xml:space="preserve">Objectives</w:t>
       </w:r>
     </w:p>
     <w:p>
       <w:pPr>
         <w:numPr>
           <w:ilvl w:val="0"/>
-          <w:numId w:val="1001"/>
+          <w:numId w:val="1002"/>
         </w:numPr>
         <w:pStyle w:val="Compact"/>
       </w:pPr>
       <w:r>
-        <w:t xml:space="preserve">Locate all 15 instantaneous centres with Kennedy’s theorem and use them to find the velocities of A, B, C and D.</w:t>
+        <w:t xml:space="preserve">Select the dimensions of the linkage from the given data using the course data-selection (non-equality) equations and check mobility, the Grashof condition and the transmission angle.</w:t>
       </w:r>
     </w:p>
     <w:p>
       <w:pPr>
         <w:numPr>
           <w:ilvl w:val="0"/>
-          <w:numId w:val="1001"/>
+          <w:numId w:val="1002"/>
         </w:numPr>
         <w:pStyle w:val="Compact"/>
       </w:pPr>
       <w:r>
-        <w:t xml:space="preserve">Derive and solve the analytical (vector loop, complex number) equations for position, velocity and acceleration of all five moving links, and compare them with the graphical results.</w:t>
+        <w:t xml:space="preserve">Determine all positions of the links and joints graphically for 16 crank positions, the joint paths and the limits of motion.</w:t>
       </w:r>
     </w:p>
     <w:p>
       <w:pPr>
         <w:numPr>
           <w:ilvl w:val="0"/>
-          <w:numId w:val="1001"/>
+          <w:numId w:val="1002"/>
         </w:numPr>
         <w:pStyle w:val="Compact"/>
       </w:pPr>
       <w:r>
-        <w:t xml:space="preserve">Set up and solve the 14 × 14 matrix of dynamic joint forces and the driving torque at θ₂ = 60°, from free-body diagrams of every link.</w:t>
+        <w:t xml:space="preserve">Determine linear and angular velocities and accelerations at θ₂ = 60° graphically (vector polygons drawn to scale).</w:t>
       </w:r>
     </w:p>
     <w:p>
       <w:pPr>
         <w:numPr>
           <w:ilvl w:val="0"/>
-          <w:numId w:val="1001"/>
+          <w:numId w:val="1002"/>
         </w:numPr>
         <w:pStyle w:val="Compact"/>
       </w:pPr>
       <w:r>
-        <w:t xml:space="preserve">Build a computational model of the mechanism and use it to compute paths, velocities, accelerations, pin forces, slider side load and driving torque over one revolution, and compare it with the other methods.</w:t>
+        <w:t xml:space="preserve">Locate all 15 instantaneous centres with Kennedy’s theorem and use them to find the velocities of A, B, C and D.</w:t>
       </w:r>
     </w:p>
     <w:p>
       <w:pPr>
         <w:numPr>
           <w:ilvl w:val="0"/>
-          <w:numId w:val="1001"/>
+          <w:numId w:val="1002"/>
+        </w:numPr>
+        <w:pStyle w:val="Compact"/>
+      </w:pPr>
+      <w:r>
+        <w:t xml:space="preserve">Derive and solve the analytical (vector loop, complex number) equations for position, velocity and acceleration of all five moving links, and compare them with the graphical results.</w:t>
+      </w:r>
+    </w:p>
+    <w:p>
+      <w:pPr>
+        <w:numPr>
+          <w:ilvl w:val="0"/>
+          <w:numId w:val="1002"/>
+        </w:numPr>
+        <w:pStyle w:val="Compact"/>
+      </w:pPr>
+      <w:r>
+        <w:t xml:space="preserve">Set up and solve the 14 × 14 matrix of dynamic joint forces and the driving torque at θ₂ = 60°, from free-body diagrams of every link.</w:t>
+      </w:r>
+    </w:p>
+    <w:p>
+      <w:pPr>
+        <w:numPr>
+          <w:ilvl w:val="0"/>
+          <w:numId w:val="1002"/>
+        </w:numPr>
+        <w:pStyle w:val="Compact"/>
+      </w:pPr>
+      <w:r>
+        <w:t xml:space="preserve">Build a computational model of the mechanism and use it to compute paths, velocities, accelerations, pin forces, slider side load and driving torque over one revolution, and compare it with the other methods.</w:t>
+      </w:r>
+    </w:p>
+    <w:p>
+      <w:pPr>
+        <w:numPr>
+          <w:ilvl w:val="0"/>
+          <w:numId w:val="1002"/>
         </w:numPr>
         <w:pStyle w:val="Compact"/>
       </w:pPr>
@@ -4045,7 +4105,7 @@
       <w:pPr>
         <w:numPr>
           <w:ilvl w:val="0"/>
-          <w:numId w:val="1002"/>
+          <w:numId w:val="1003"/>
         </w:numPr>
         <w:pStyle w:val="Compact"/>
       </w:pPr>
@@ -4057,7 +4117,7 @@
       <w:pPr>
         <w:numPr>
           <w:ilvl w:val="0"/>
-          <w:numId w:val="1002"/>
+          <w:numId w:val="1003"/>
         </w:numPr>
         <w:pStyle w:val="Compact"/>
       </w:pPr>
@@ -4069,7 +4129,7 @@
       <w:pPr>
         <w:numPr>
           <w:ilvl w:val="0"/>
-          <w:numId w:val="1002"/>
+          <w:numId w:val="1003"/>
         </w:numPr>
         <w:pStyle w:val="Compact"/>
       </w:pPr>
@@ -4081,7 +4141,7 @@
       <w:pPr>
         <w:numPr>
           <w:ilvl w:val="0"/>
-          <w:numId w:val="1002"/>
+          <w:numId w:val="1003"/>
         </w:numPr>
         <w:pStyle w:val="Compact"/>
       </w:pPr>
@@ -4093,7 +4153,7 @@
       <w:pPr>
         <w:numPr>
           <w:ilvl w:val="0"/>
-          <w:numId w:val="1002"/>
+          <w:numId w:val="1003"/>
         </w:numPr>
         <w:pStyle w:val="Compact"/>
       </w:pPr>
@@ -4105,7 +4165,7 @@
       <w:pPr>
         <w:numPr>
           <w:ilvl w:val="0"/>
-          <w:numId w:val="1002"/>
+          <w:numId w:val="1003"/>
         </w:numPr>
         <w:pStyle w:val="Compact"/>
       </w:pPr>
@@ -6408,7 +6468,7 @@
       <w:pPr>
         <w:numPr>
           <w:ilvl w:val="0"/>
-          <w:numId w:val="1003"/>
+          <w:numId w:val="1004"/>
         </w:numPr>
         <w:pStyle w:val="Compact"/>
       </w:pPr>
@@ -6427,7 +6487,7 @@
       <w:pPr>
         <w:numPr>
           <w:ilvl w:val="0"/>
-          <w:numId w:val="1003"/>
+          <w:numId w:val="1004"/>
         </w:numPr>
         <w:pStyle w:val="Compact"/>
       </w:pPr>
@@ -6446,7 +6506,7 @@
       <w:pPr>
         <w:numPr>
           <w:ilvl w:val="0"/>
-          <w:numId w:val="1003"/>
+          <w:numId w:val="1004"/>
         </w:numPr>
         <w:pStyle w:val="Compact"/>
       </w:pPr>
@@ -6478,7 +6538,7 @@
       <w:pPr>
         <w:numPr>
           <w:ilvl w:val="0"/>
-          <w:numId w:val="1003"/>
+          <w:numId w:val="1004"/>
         </w:numPr>
         <w:pStyle w:val="Compact"/>
       </w:pPr>
@@ -19394,7 +19454,7 @@
         </m:sSup>
       </m:oMath>
       <w:r>
-        <w:t xml:space="preserve">. Taking the squared magnitude of both sides eliminates θ₃:</w:t>
+        <w:t xml:space="preserve">. Its real and imaginary parts are</w:t>
       </w:r>
     </w:p>
     <w:p>
@@ -19406,6 +19466,391 @@
           <m:jc m:val="center"/>
         </m:oMathParaPr>
         <m:oMath>
+          <m:sSub>
+            <m:e>
+              <m:r>
+                <m:t>l</m:t>
+              </m:r>
+            </m:e>
+            <m:sub>
+              <m:r>
+                <m:t>3</m:t>
+              </m:r>
+            </m:sub>
+          </m:sSub>
+          <m:r>
+            <m:rPr>
+              <m:sty m:val="p"/>
+            </m:rPr>
+            <m:t>cos</m:t>
+          </m:r>
+          <m:sSub>
+            <m:e>
+              <m:r>
+                <m:t>θ</m:t>
+              </m:r>
+            </m:e>
+            <m:sub>
+              <m:r>
+                <m:t>3</m:t>
+              </m:r>
+            </m:sub>
+          </m:sSub>
+          <m:r>
+            <m:rPr>
+              <m:sty m:val="p"/>
+            </m:rPr>
+            <m:t>=</m:t>
+          </m:r>
+          <m:r>
+            <m:rPr>
+              <m:nor/>
+              <m:sty m:val="p"/>
+            </m:rPr>
+            <m:t>Re</m:t>
+          </m:r>
+          <m:r>
+            <m:rPr>
+              <m:sty m:val="p"/>
+            </m:rPr>
+            <m:t>+</m:t>
+          </m:r>
+          <m:sSub>
+            <m:e>
+              <m:r>
+                <m:t>l</m:t>
+              </m:r>
+            </m:e>
+            <m:sub>
+              <m:r>
+                <m:t>4</m:t>
+              </m:r>
+            </m:sub>
+          </m:sSub>
+          <m:r>
+            <m:rPr>
+              <m:sty m:val="p"/>
+            </m:rPr>
+            <m:t>cos</m:t>
+          </m:r>
+          <m:sSub>
+            <m:e>
+              <m:r>
+                <m:t>θ</m:t>
+              </m:r>
+            </m:e>
+            <m:sub>
+              <m:r>
+                <m:t>4</m:t>
+              </m:r>
+            </m:sub>
+          </m:sSub>
+          <m:r>
+            <m:rPr>
+              <m:sty m:val="p"/>
+            </m:rPr>
+            <m:t>,</m:t>
+          </m:r>
+          <m:r>
+            <m:t>  </m:t>
+          </m:r>
+          <m:sSub>
+            <m:e>
+              <m:r>
+                <m:t>l</m:t>
+              </m:r>
+            </m:e>
+            <m:sub>
+              <m:r>
+                <m:t>3</m:t>
+              </m:r>
+            </m:sub>
+          </m:sSub>
+          <m:r>
+            <m:rPr>
+              <m:sty m:val="p"/>
+            </m:rPr>
+            <m:t>sin</m:t>
+          </m:r>
+          <m:sSub>
+            <m:e>
+              <m:r>
+                <m:t>θ</m:t>
+              </m:r>
+            </m:e>
+            <m:sub>
+              <m:r>
+                <m:t>3</m:t>
+              </m:r>
+            </m:sub>
+          </m:sSub>
+          <m:r>
+            <m:rPr>
+              <m:sty m:val="p"/>
+            </m:rPr>
+            <m:t>=</m:t>
+          </m:r>
+          <m:r>
+            <m:rPr>
+              <m:nor/>
+              <m:sty m:val="p"/>
+            </m:rPr>
+            <m:t>Im</m:t>
+          </m:r>
+          <m:r>
+            <m:rPr>
+              <m:sty m:val="p"/>
+            </m:rPr>
+            <m:t>+</m:t>
+          </m:r>
+          <m:sSub>
+            <m:e>
+              <m:r>
+                <m:t>l</m:t>
+              </m:r>
+            </m:e>
+            <m:sub>
+              <m:r>
+                <m:t>4</m:t>
+              </m:r>
+            </m:sub>
+          </m:sSub>
+          <m:r>
+            <m:rPr>
+              <m:sty m:val="p"/>
+            </m:rPr>
+            <m:t>sin</m:t>
+          </m:r>
+          <m:sSub>
+            <m:e>
+              <m:r>
+                <m:t>θ</m:t>
+              </m:r>
+            </m:e>
+            <m:sub>
+              <m:r>
+                <m:t>4</m:t>
+              </m:r>
+            </m:sub>
+          </m:sSub>
+          <m:r>
+            <m:rPr>
+              <m:sty m:val="p"/>
+            </m:rPr>
+            <m:t>.</m:t>
+          </m:r>
+        </m:oMath>
+      </m:oMathPara>
+    </w:p>
+    <w:p>
+      <w:pPr>
+        <w:pStyle w:val="FirstParagraph"/>
+      </w:pPr>
+      <w:r>
+        <w:t xml:space="preserve">Squaring and adding eliminates θ₃:</w:t>
+      </w:r>
+    </w:p>
+    <w:p>
+      <w:pPr>
+        <w:pStyle w:val="BodyText"/>
+      </w:pPr>
+      <m:oMathPara>
+        <m:oMathParaPr>
+          <m:jc m:val="center"/>
+        </m:oMathParaPr>
+        <m:oMath>
+          <m:sSubSup>
+            <m:e>
+              <m:r>
+                <m:t>l</m:t>
+              </m:r>
+            </m:e>
+            <m:sub>
+              <m:r>
+                <m:t>3</m:t>
+              </m:r>
+            </m:sub>
+            <m:sup>
+              <m:r>
+                <m:t>2</m:t>
+              </m:r>
+            </m:sup>
+          </m:sSubSup>
+          <m:r>
+            <m:rPr>
+              <m:sty m:val="p"/>
+            </m:rPr>
+            <m:t>=</m:t>
+          </m:r>
+          <m:sSup>
+            <m:e>
+              <m:r>
+                <m:rPr>
+                  <m:nor/>
+                  <m:sty m:val="p"/>
+                </m:rPr>
+                <m:t>Re</m:t>
+              </m:r>
+            </m:e>
+            <m:sup>
+              <m:r>
+                <m:t>2</m:t>
+              </m:r>
+            </m:sup>
+          </m:sSup>
+          <m:r>
+            <m:rPr>
+              <m:sty m:val="p"/>
+            </m:rPr>
+            <m:t>+</m:t>
+          </m:r>
+          <m:sSup>
+            <m:e>
+              <m:r>
+                <m:rPr>
+                  <m:nor/>
+                  <m:sty m:val="p"/>
+                </m:rPr>
+                <m:t>Im</m:t>
+              </m:r>
+            </m:e>
+            <m:sup>
+              <m:r>
+                <m:t>2</m:t>
+              </m:r>
+            </m:sup>
+          </m:sSup>
+          <m:r>
+            <m:rPr>
+              <m:sty m:val="p"/>
+            </m:rPr>
+            <m:t>+</m:t>
+          </m:r>
+          <m:sSubSup>
+            <m:e>
+              <m:r>
+                <m:t>l</m:t>
+              </m:r>
+            </m:e>
+            <m:sub>
+              <m:r>
+                <m:t>4</m:t>
+              </m:r>
+            </m:sub>
+            <m:sup>
+              <m:r>
+                <m:t>2</m:t>
+              </m:r>
+            </m:sup>
+          </m:sSubSup>
+          <m:r>
+            <m:rPr>
+              <m:sty m:val="p"/>
+            </m:rPr>
+            <m:t>+</m:t>
+          </m:r>
+          <m:r>
+            <m:t>2</m:t>
+          </m:r>
+          <m:sSub>
+            <m:e>
+              <m:r>
+                <m:t>l</m:t>
+              </m:r>
+            </m:e>
+            <m:sub>
+              <m:r>
+                <m:t>4</m:t>
+              </m:r>
+            </m:sub>
+          </m:sSub>
+          <m:d>
+            <m:dPr>
+              <m:begChr m:val="("/>
+              <m:endChr m:val=")"/>
+              <m:sepChr m:val=""/>
+              <m:grow/>
+            </m:dPr>
+            <m:e>
+              <m:r>
+                <m:rPr>
+                  <m:nor/>
+                  <m:sty m:val="p"/>
+                </m:rPr>
+                <m:t>Re</m:t>
+              </m:r>
+              <m:r>
+                <m:rPr>
+                  <m:sty m:val="p"/>
+                </m:rPr>
+                <m:t>cos</m:t>
+              </m:r>
+              <m:sSub>
+                <m:e>
+                  <m:r>
+                    <m:t>θ</m:t>
+                  </m:r>
+                </m:e>
+                <m:sub>
+                  <m:r>
+                    <m:t>4</m:t>
+                  </m:r>
+                </m:sub>
+              </m:sSub>
+              <m:r>
+                <m:rPr>
+                  <m:sty m:val="p"/>
+                </m:rPr>
+                <m:t>+</m:t>
+              </m:r>
+              <m:r>
+                <m:rPr>
+                  <m:nor/>
+                  <m:sty m:val="p"/>
+                </m:rPr>
+                <m:t>Im</m:t>
+              </m:r>
+              <m:r>
+                <m:rPr>
+                  <m:sty m:val="p"/>
+                </m:rPr>
+                <m:t>sin</m:t>
+              </m:r>
+              <m:sSub>
+                <m:e>
+                  <m:r>
+                    <m:t>θ</m:t>
+                  </m:r>
+                </m:e>
+                <m:sub>
+                  <m:r>
+                    <m:t>4</m:t>
+                  </m:r>
+                </m:sub>
+              </m:sSub>
+            </m:e>
+          </m:d>
+          <m:r>
+            <m:t> </m:t>
+          </m:r>
+          <m:r>
+            <m:rPr>
+              <m:sty m:val="p"/>
+            </m:rPr>
+            <m:t>⇒</m:t>
+          </m:r>
+        </m:oMath>
+      </m:oMathPara>
+    </w:p>
+    <w:p>
+      <w:pPr>
+        <w:pStyle w:val="FirstParagraph"/>
+      </w:pPr>
+      <m:oMathPara>
+        <m:oMathParaPr>
+          <m:jc m:val="center"/>
+        </m:oMathParaPr>
+        <m:oMath>
           <m:r>
             <m:rPr>
               <m:nor/>
@@ -19640,6 +20085,60 @@
       </w:pPr>
       <w:r>
         <w:t xml:space="preserve">With</w:t>
+      </w:r>
+      <w:r>
+        <w:t xml:space="preserve"> </w:t>
+      </w:r>
+      <m:oMath>
+        <m:r>
+          <m:t>t</m:t>
+        </m:r>
+        <m:r>
+          <m:rPr>
+            <m:sty m:val="p"/>
+          </m:rPr>
+          <m:t>=</m:t>
+        </m:r>
+        <m:r>
+          <m:rPr>
+            <m:sty m:val="p"/>
+          </m:rPr>
+          <m:t>tan</m:t>
+        </m:r>
+        <m:d>
+          <m:dPr>
+            <m:begChr m:val="("/>
+            <m:endChr m:val=")"/>
+            <m:sepChr m:val=""/>
+            <m:grow/>
+          </m:dPr>
+          <m:e>
+            <m:sSub>
+              <m:e>
+                <m:r>
+                  <m:t>θ</m:t>
+                </m:r>
+              </m:e>
+              <m:sub>
+                <m:r>
+                  <m:t>4</m:t>
+                </m:r>
+              </m:sub>
+            </m:sSub>
+            <m:r>
+              <m:rPr>
+                <m:sty m:val="p"/>
+              </m:rPr>
+              <m:t>/</m:t>
+            </m:r>
+            <m:r>
+              <m:t>2</m:t>
+            </m:r>
+          </m:e>
+        </m:d>
+      </m:oMath>
+      <w:r>
+        <w:t xml:space="preserve">,</w:t>
       </w:r>
       <w:r>
         <w:t xml:space="preserve"> </w:t>
@@ -19707,7 +20206,10 @@
         </m:f>
       </m:oMath>
       <w:r>
-        <w:t xml:space="preserve">,</w:t>
+        <w:t xml:space="preserve"> </w:t>
+      </w:r>
+      <w:r>
+        <w:t xml:space="preserve">and</w:t>
       </w:r>
       <w:r>
         <w:t xml:space="preserve"> </w:t>
@@ -19790,10 +20292,480 @@
         </m:f>
       </m:oMath>
       <w:r>
+        <w:t xml:space="preserve">; multiplying through by</w:t>
+      </w:r>
+      <w:r>
         <w:t xml:space="preserve"> </w:t>
       </w:r>
-      <w:r>
-        <w:t xml:space="preserve">and</w:t>
+      <m:oMath>
+        <m:d>
+          <m:dPr>
+            <m:begChr m:val="("/>
+            <m:endChr m:val=")"/>
+            <m:sepChr m:val=""/>
+            <m:grow/>
+          </m:dPr>
+          <m:e>
+            <m:r>
+              <m:t>1</m:t>
+            </m:r>
+            <m:r>
+              <m:rPr>
+                <m:sty m:val="p"/>
+              </m:rPr>
+              <m:t>+</m:t>
+            </m:r>
+            <m:sSup>
+              <m:e>
+                <m:r>
+                  <m:t>t</m:t>
+                </m:r>
+              </m:e>
+              <m:sup>
+                <m:r>
+                  <m:t>2</m:t>
+                </m:r>
+              </m:sup>
+            </m:sSup>
+          </m:e>
+        </m:d>
+      </m:oMath>
+      <w:r>
+        <w:t xml:space="preserve">:</w:t>
+      </w:r>
+    </w:p>
+    <w:p>
+      <w:pPr>
+        <w:pStyle w:val="BodyText"/>
+      </w:pPr>
+      <m:oMathPara>
+        <m:oMathParaPr>
+          <m:jc m:val="center"/>
+        </m:oMathParaPr>
+        <m:oMath>
+          <m:r>
+            <m:rPr>
+              <m:nor/>
+              <m:sty m:val="p"/>
+            </m:rPr>
+            <m:t>Re</m:t>
+          </m:r>
+          <m:r>
+            <m:t> </m:t>
+          </m:r>
+          <m:d>
+            <m:dPr>
+              <m:begChr m:val="("/>
+              <m:endChr m:val=")"/>
+              <m:sepChr m:val=""/>
+              <m:grow/>
+            </m:dPr>
+            <m:e>
+              <m:r>
+                <m:t>1</m:t>
+              </m:r>
+              <m:r>
+                <m:rPr>
+                  <m:sty m:val="p"/>
+                </m:rPr>
+                <m:t>−</m:t>
+              </m:r>
+              <m:sSup>
+                <m:e>
+                  <m:r>
+                    <m:t>t</m:t>
+                  </m:r>
+                </m:e>
+                <m:sup>
+                  <m:r>
+                    <m:t>2</m:t>
+                  </m:r>
+                </m:sup>
+              </m:sSup>
+            </m:e>
+          </m:d>
+          <m:r>
+            <m:rPr>
+              <m:sty m:val="p"/>
+            </m:rPr>
+            <m:t>+</m:t>
+          </m:r>
+          <m:r>
+            <m:t>2</m:t>
+          </m:r>
+          <m:r>
+            <m:t> </m:t>
+          </m:r>
+          <m:r>
+            <m:rPr>
+              <m:nor/>
+              <m:sty m:val="p"/>
+            </m:rPr>
+            <m:t>Im</m:t>
+          </m:r>
+          <m:r>
+            <m:t> </m:t>
+          </m:r>
+          <m:r>
+            <m:t>t</m:t>
+          </m:r>
+          <m:r>
+            <m:rPr>
+              <m:sty m:val="p"/>
+            </m:rPr>
+            <m:t>+</m:t>
+          </m:r>
+          <m:r>
+            <m:t>C</m:t>
+          </m:r>
+          <m:r>
+            <m:t> </m:t>
+          </m:r>
+          <m:d>
+            <m:dPr>
+              <m:begChr m:val="("/>
+              <m:endChr m:val=")"/>
+              <m:sepChr m:val=""/>
+              <m:grow/>
+            </m:dPr>
+            <m:e>
+              <m:r>
+                <m:t>1</m:t>
+              </m:r>
+              <m:r>
+                <m:rPr>
+                  <m:sty m:val="p"/>
+                </m:rPr>
+                <m:t>+</m:t>
+              </m:r>
+              <m:sSup>
+                <m:e>
+                  <m:r>
+                    <m:t>t</m:t>
+                  </m:r>
+                </m:e>
+                <m:sup>
+                  <m:r>
+                    <m:t>2</m:t>
+                  </m:r>
+                </m:sup>
+              </m:sSup>
+            </m:e>
+          </m:d>
+          <m:r>
+            <m:rPr>
+              <m:sty m:val="p"/>
+            </m:rPr>
+            <m:t>=</m:t>
+          </m:r>
+          <m:r>
+            <m:t>0</m:t>
+          </m:r>
+          <m:r>
+            <m:t> </m:t>
+          </m:r>
+          <m:r>
+            <m:rPr>
+              <m:sty m:val="p"/>
+            </m:rPr>
+            <m:t>⇒</m:t>
+          </m:r>
+          <m:r>
+            <m:t> </m:t>
+          </m:r>
+          <m:d>
+            <m:dPr>
+              <m:begChr m:val="("/>
+              <m:endChr m:val=")"/>
+              <m:sepChr m:val=""/>
+              <m:grow/>
+            </m:dPr>
+            <m:e>
+              <m:r>
+                <m:t>C</m:t>
+              </m:r>
+              <m:r>
+                <m:rPr>
+                  <m:sty m:val="p"/>
+                </m:rPr>
+                <m:t>−</m:t>
+              </m:r>
+              <m:r>
+                <m:rPr>
+                  <m:nor/>
+                  <m:sty m:val="p"/>
+                </m:rPr>
+                <m:t>Re</m:t>
+              </m:r>
+            </m:e>
+          </m:d>
+          <m:r>
+            <m:t> </m:t>
+          </m:r>
+          <m:sSup>
+            <m:e>
+              <m:r>
+                <m:t>t</m:t>
+              </m:r>
+            </m:e>
+            <m:sup>
+              <m:r>
+                <m:t>2</m:t>
+              </m:r>
+            </m:sup>
+          </m:sSup>
+          <m:r>
+            <m:rPr>
+              <m:sty m:val="p"/>
+            </m:rPr>
+            <m:t>+</m:t>
+          </m:r>
+          <m:r>
+            <m:t>2</m:t>
+          </m:r>
+          <m:r>
+            <m:t> </m:t>
+          </m:r>
+          <m:r>
+            <m:rPr>
+              <m:nor/>
+              <m:sty m:val="p"/>
+            </m:rPr>
+            <m:t>Im</m:t>
+          </m:r>
+          <m:r>
+            <m:t> </m:t>
+          </m:r>
+          <m:r>
+            <m:t>t</m:t>
+          </m:r>
+          <m:r>
+            <m:rPr>
+              <m:sty m:val="p"/>
+            </m:rPr>
+            <m:t>+</m:t>
+          </m:r>
+          <m:d>
+            <m:dPr>
+              <m:begChr m:val="("/>
+              <m:endChr m:val=")"/>
+              <m:sepChr m:val=""/>
+              <m:grow/>
+            </m:dPr>
+            <m:e>
+              <m:r>
+                <m:t>C</m:t>
+              </m:r>
+              <m:r>
+                <m:rPr>
+                  <m:sty m:val="p"/>
+                </m:rPr>
+                <m:t>+</m:t>
+              </m:r>
+              <m:r>
+                <m:rPr>
+                  <m:nor/>
+                  <m:sty m:val="p"/>
+                </m:rPr>
+                <m:t>Re</m:t>
+              </m:r>
+            </m:e>
+          </m:d>
+          <m:r>
+            <m:rPr>
+              <m:sty m:val="p"/>
+            </m:rPr>
+            <m:t>=</m:t>
+          </m:r>
+          <m:r>
+            <m:t>0</m:t>
+          </m:r>
+          <m:r>
+            <m:rPr>
+              <m:sty m:val="p"/>
+            </m:rPr>
+            <m:t>,</m:t>
+          </m:r>
+        </m:oMath>
+      </m:oMathPara>
+    </w:p>
+    <w:p>
+      <w:pPr>
+        <w:pStyle w:val="FirstParagraph"/>
+      </w:pPr>
+      <m:oMathPara>
+        <m:oMathParaPr>
+          <m:jc m:val="center"/>
+        </m:oMathParaPr>
+        <m:oMath>
+          <m:r>
+            <m:t>t</m:t>
+          </m:r>
+          <m:r>
+            <m:rPr>
+              <m:sty m:val="p"/>
+            </m:rPr>
+            <m:t>=</m:t>
+          </m:r>
+          <m:f>
+            <m:fPr>
+              <m:type m:val="bar"/>
+            </m:fPr>
+            <m:num>
+              <m:r>
+                <m:rPr>
+                  <m:sty m:val="p"/>
+                </m:rPr>
+                <m:t>−</m:t>
+              </m:r>
+              <m:r>
+                <m:rPr>
+                  <m:nor/>
+                  <m:sty m:val="p"/>
+                </m:rPr>
+                <m:t>Im</m:t>
+              </m:r>
+              <m:r>
+                <m:rPr>
+                  <m:sty m:val="p"/>
+                </m:rPr>
+                <m:t>±</m:t>
+              </m:r>
+              <m:rad>
+                <m:radPr>
+                  <m:degHide m:val="on"/>
+                </m:radPr>
+                <m:deg/>
+                <m:e>
+                  <m:sSup>
+                    <m:e>
+                      <m:r>
+                        <m:rPr>
+                          <m:nor/>
+                          <m:sty m:val="p"/>
+                        </m:rPr>
+                        <m:t>Re</m:t>
+                      </m:r>
+                    </m:e>
+                    <m:sup>
+                      <m:r>
+                        <m:t>2</m:t>
+                      </m:r>
+                    </m:sup>
+                  </m:sSup>
+                  <m:r>
+                    <m:rPr>
+                      <m:sty m:val="p"/>
+                    </m:rPr>
+                    <m:t>+</m:t>
+                  </m:r>
+                  <m:sSup>
+                    <m:e>
+                      <m:r>
+                        <m:rPr>
+                          <m:nor/>
+                          <m:sty m:val="p"/>
+                        </m:rPr>
+                        <m:t>Im</m:t>
+                      </m:r>
+                    </m:e>
+                    <m:sup>
+                      <m:r>
+                        <m:t>2</m:t>
+                      </m:r>
+                    </m:sup>
+                  </m:sSup>
+                  <m:r>
+                    <m:rPr>
+                      <m:sty m:val="p"/>
+                    </m:rPr>
+                    <m:t>−</m:t>
+                  </m:r>
+                  <m:sSup>
+                    <m:e>
+                      <m:r>
+                        <m:t>C</m:t>
+                      </m:r>
+                    </m:e>
+                    <m:sup>
+                      <m:r>
+                        <m:t>2</m:t>
+                      </m:r>
+                    </m:sup>
+                  </m:sSup>
+                </m:e>
+              </m:rad>
+            </m:num>
+            <m:den>
+              <m:r>
+                <m:t>C</m:t>
+              </m:r>
+              <m:r>
+                <m:rPr>
+                  <m:sty m:val="p"/>
+                </m:rPr>
+                <m:t>−</m:t>
+              </m:r>
+              <m:r>
+                <m:rPr>
+                  <m:nor/>
+                  <m:sty m:val="p"/>
+                </m:rPr>
+                <m:t>Re</m:t>
+              </m:r>
+            </m:den>
+          </m:f>
+          <m:r>
+            <m:rPr>
+              <m:sty m:val="p"/>
+            </m:rPr>
+            <m:t>=</m:t>
+          </m:r>
+          <m:f>
+            <m:fPr>
+              <m:type m:val="bar"/>
+            </m:fPr>
+            <m:num>
+              <m:r>
+                <m:t>0.03086</m:t>
+              </m:r>
+              <m:r>
+                <m:rPr>
+                  <m:sty m:val="p"/>
+                </m:rPr>
+                <m:t>±</m:t>
+              </m:r>
+              <m:r>
+                <m:t>0.61024</m:t>
+              </m:r>
+            </m:num>
+            <m:den>
+              <m:r>
+                <m:rPr>
+                  <m:sty m:val="p"/>
+                </m:rPr>
+                <m:t>−</m:t>
+              </m:r>
+              <m:r>
+                <m:t>0.51047</m:t>
+              </m:r>
+            </m:den>
+          </m:f>
+          <m:r>
+            <m:rPr>
+              <m:sty m:val="p"/>
+            </m:rPr>
+            <m:t>.</m:t>
+          </m:r>
+        </m:oMath>
+      </m:oMathPara>
+    </w:p>
+    <w:p>
+      <w:pPr>
+        <w:pStyle w:val="FirstParagraph"/>
+      </w:pPr>
+      <w:r>
+        <w:t xml:space="preserve">The two roots are</w:t>
       </w:r>
       <w:r>
         <w:t xml:space="preserve"> </w:t>
@@ -19808,6 +20780,128 @@
           </m:rPr>
           <m:t>=</m:t>
         </m:r>
+        <m:r>
+          <m:t>1.1350</m:t>
+        </m:r>
+      </m:oMath>
+      <w:r>
+        <w:t xml:space="preserve"> </w:t>
+      </w:r>
+      <w:r>
+        <w:t xml:space="preserve">(θ₄ = 97.237°) and</w:t>
+      </w:r>
+      <w:r>
+        <w:t xml:space="preserve"> </w:t>
+      </w:r>
+      <m:oMath>
+        <m:r>
+          <m:t>t</m:t>
+        </m:r>
+        <m:r>
+          <m:rPr>
+            <m:sty m:val="p"/>
+          </m:rPr>
+          <m:t>=</m:t>
+        </m:r>
+        <m:r>
+          <m:rPr>
+            <m:sty m:val="p"/>
+          </m:rPr>
+          <m:t>−</m:t>
+        </m:r>
+        <m:r>
+          <m:t>1.2559</m:t>
+        </m:r>
+      </m:oMath>
+      <w:r>
+        <w:t xml:space="preserve"> </w:t>
+      </w:r>
+      <w:r>
+        <w:t xml:space="preserve">(θ₄ = −102.944°). The template takes the solution with 0 &lt; θ₄ &lt; π, which is the open configuration of the handout figure (B above E):</w:t>
+      </w:r>
+    </w:p>
+    <w:p>
+      <w:pPr>
+        <w:pStyle w:val="BodyText"/>
+      </w:pPr>
+      <m:oMathPara>
+        <m:oMathParaPr>
+          <m:jc m:val="center"/>
+        </m:oMathParaPr>
+        <m:oMath>
+          <m:sSub>
+            <m:e>
+              <m:r>
+                <m:t>θ</m:t>
+              </m:r>
+            </m:e>
+            <m:sub>
+              <m:r>
+                <m:t>4</m:t>
+              </m:r>
+            </m:sub>
+          </m:sSub>
+          <m:r>
+            <m:rPr>
+              <m:sty m:val="p"/>
+            </m:rPr>
+            <m:t>=</m:t>
+          </m:r>
+          <m:sSup>
+            <m:e>
+              <m:r>
+                <m:t>97.237</m:t>
+              </m:r>
+            </m:e>
+            <m:sup>
+              <m:r>
+                <m:rPr>
+                  <m:sty m:val="p"/>
+                </m:rPr>
+                <m:t>∘</m:t>
+              </m:r>
+            </m:sup>
+          </m:sSup>
+          <m:r>
+            <m:t> </m:t>
+          </m:r>
+          <m:d>
+            <m:dPr>
+              <m:begChr m:val="("/>
+              <m:endChr m:val=")"/>
+              <m:sepChr m:val=""/>
+              <m:grow/>
+            </m:dPr>
+            <m:e>
+              <m:r>
+                <m:rPr>
+                  <m:nor/>
+                  <m:sty m:val="p"/>
+                </m:rPr>
+                <m:t>the “−” sign here</m:t>
+              </m:r>
+            </m:e>
+          </m:d>
+          <m:r>
+            <m:rPr>
+              <m:sty m:val="p"/>
+            </m:rPr>
+            <m:t>.</m:t>
+          </m:r>
+        </m:oMath>
+      </m:oMathPara>
+    </w:p>
+    <w:p>
+      <w:pPr>
+        <w:pStyle w:val="FirstParagraph"/>
+      </w:pPr>
+      <w:r>
+        <w:t xml:space="preserve">θ₃ follows from the two component equations above and the half-angle identity</w:t>
+      </w:r>
+      <w:r>
+        <w:t xml:space="preserve"> </w:t>
+      </w:r>
+      <m:oMath>
         <m:r>
           <m:rPr>
             <m:sty m:val="p"/>
@@ -19830,7 +20924,7 @@
               </m:e>
               <m:sub>
                 <m:r>
-                  <m:t>4</m:t>
+                  <m:t>3</m:t>
                 </m:r>
               </m:sub>
             </m:sSub>
@@ -19845,344 +20939,6 @@
             </m:r>
           </m:e>
         </m:d>
-      </m:oMath>
-      <w:r>
-        <w:t xml:space="preserve">:</w:t>
-      </w:r>
-    </w:p>
-    <w:p>
-      <w:pPr>
-        <w:pStyle w:val="BodyText"/>
-      </w:pPr>
-      <m:oMathPara>
-        <m:oMathParaPr>
-          <m:jc m:val="center"/>
-        </m:oMathParaPr>
-        <m:oMath>
-          <m:d>
-            <m:dPr>
-              <m:begChr m:val="("/>
-              <m:endChr m:val=")"/>
-              <m:sepChr m:val=""/>
-              <m:grow/>
-            </m:dPr>
-            <m:e>
-              <m:r>
-                <m:t>C</m:t>
-              </m:r>
-              <m:r>
-                <m:rPr>
-                  <m:sty m:val="p"/>
-                </m:rPr>
-                <m:t>−</m:t>
-              </m:r>
-              <m:r>
-                <m:rPr>
-                  <m:nor/>
-                  <m:sty m:val="p"/>
-                </m:rPr>
-                <m:t>Re</m:t>
-              </m:r>
-            </m:e>
-          </m:d>
-          <m:r>
-            <m:t> </m:t>
-          </m:r>
-          <m:sSup>
-            <m:e>
-              <m:r>
-                <m:t>t</m:t>
-              </m:r>
-            </m:e>
-            <m:sup>
-              <m:r>
-                <m:t>2</m:t>
-              </m:r>
-            </m:sup>
-          </m:sSup>
-          <m:r>
-            <m:rPr>
-              <m:sty m:val="p"/>
-            </m:rPr>
-            <m:t>+</m:t>
-          </m:r>
-          <m:r>
-            <m:t>2</m:t>
-          </m:r>
-          <m:r>
-            <m:t> </m:t>
-          </m:r>
-          <m:r>
-            <m:rPr>
-              <m:nor/>
-              <m:sty m:val="p"/>
-            </m:rPr>
-            <m:t>Im</m:t>
-          </m:r>
-          <m:r>
-            <m:t> </m:t>
-          </m:r>
-          <m:r>
-            <m:t>t</m:t>
-          </m:r>
-          <m:r>
-            <m:rPr>
-              <m:sty m:val="p"/>
-            </m:rPr>
-            <m:t>+</m:t>
-          </m:r>
-          <m:d>
-            <m:dPr>
-              <m:begChr m:val="("/>
-              <m:endChr m:val=")"/>
-              <m:sepChr m:val=""/>
-              <m:grow/>
-            </m:dPr>
-            <m:e>
-              <m:r>
-                <m:t>C</m:t>
-              </m:r>
-              <m:r>
-                <m:rPr>
-                  <m:sty m:val="p"/>
-                </m:rPr>
-                <m:t>+</m:t>
-              </m:r>
-              <m:r>
-                <m:rPr>
-                  <m:nor/>
-                  <m:sty m:val="p"/>
-                </m:rPr>
-                <m:t>Re</m:t>
-              </m:r>
-            </m:e>
-          </m:d>
-          <m:r>
-            <m:rPr>
-              <m:sty m:val="p"/>
-            </m:rPr>
-            <m:t>=</m:t>
-          </m:r>
-          <m:r>
-            <m:t>0</m:t>
-          </m:r>
-          <m:r>
-            <m:rPr>
-              <m:sty m:val="p"/>
-            </m:rPr>
-            <m:t>,</m:t>
-          </m:r>
-        </m:oMath>
-      </m:oMathPara>
-    </w:p>
-    <w:p>
-      <w:pPr>
-        <w:pStyle w:val="FirstParagraph"/>
-      </w:pPr>
-      <m:oMathPara>
-        <m:oMathParaPr>
-          <m:jc m:val="center"/>
-        </m:oMathParaPr>
-        <m:oMath>
-          <m:r>
-            <m:t>t</m:t>
-          </m:r>
-          <m:r>
-            <m:rPr>
-              <m:sty m:val="p"/>
-            </m:rPr>
-            <m:t>=</m:t>
-          </m:r>
-          <m:f>
-            <m:fPr>
-              <m:type m:val="bar"/>
-            </m:fPr>
-            <m:num>
-              <m:r>
-                <m:rPr>
-                  <m:sty m:val="p"/>
-                </m:rPr>
-                <m:t>−</m:t>
-              </m:r>
-              <m:r>
-                <m:rPr>
-                  <m:nor/>
-                  <m:sty m:val="p"/>
-                </m:rPr>
-                <m:t>Im</m:t>
-              </m:r>
-              <m:r>
-                <m:rPr>
-                  <m:sty m:val="p"/>
-                </m:rPr>
-                <m:t>±</m:t>
-              </m:r>
-              <m:rad>
-                <m:radPr>
-                  <m:degHide m:val="on"/>
-                </m:radPr>
-                <m:deg/>
-                <m:e>
-                  <m:sSup>
-                    <m:e>
-                      <m:r>
-                        <m:rPr>
-                          <m:nor/>
-                          <m:sty m:val="p"/>
-                        </m:rPr>
-                        <m:t>Re</m:t>
-                      </m:r>
-                    </m:e>
-                    <m:sup>
-                      <m:r>
-                        <m:t>2</m:t>
-                      </m:r>
-                    </m:sup>
-                  </m:sSup>
-                  <m:r>
-                    <m:rPr>
-                      <m:sty m:val="p"/>
-                    </m:rPr>
-                    <m:t>+</m:t>
-                  </m:r>
-                  <m:sSup>
-                    <m:e>
-                      <m:r>
-                        <m:rPr>
-                          <m:nor/>
-                          <m:sty m:val="p"/>
-                        </m:rPr>
-                        <m:t>Im</m:t>
-                      </m:r>
-                    </m:e>
-                    <m:sup>
-                      <m:r>
-                        <m:t>2</m:t>
-                      </m:r>
-                    </m:sup>
-                  </m:sSup>
-                  <m:r>
-                    <m:rPr>
-                      <m:sty m:val="p"/>
-                    </m:rPr>
-                    <m:t>−</m:t>
-                  </m:r>
-                  <m:sSup>
-                    <m:e>
-                      <m:r>
-                        <m:t>C</m:t>
-                      </m:r>
-                    </m:e>
-                    <m:sup>
-                      <m:r>
-                        <m:t>2</m:t>
-                      </m:r>
-                    </m:sup>
-                  </m:sSup>
-                </m:e>
-              </m:rad>
-            </m:num>
-            <m:den>
-              <m:r>
-                <m:t>C</m:t>
-              </m:r>
-              <m:r>
-                <m:rPr>
-                  <m:sty m:val="p"/>
-                </m:rPr>
-                <m:t>−</m:t>
-              </m:r>
-              <m:r>
-                <m:rPr>
-                  <m:nor/>
-                  <m:sty m:val="p"/>
-                </m:rPr>
-                <m:t>Re</m:t>
-              </m:r>
-            </m:den>
-          </m:f>
-          <m:r>
-            <m:rPr>
-              <m:sty m:val="p"/>
-            </m:rPr>
-            <m:t>=</m:t>
-          </m:r>
-          <m:f>
-            <m:fPr>
-              <m:type m:val="bar"/>
-            </m:fPr>
-            <m:num>
-              <m:r>
-                <m:t>0.03086</m:t>
-              </m:r>
-              <m:r>
-                <m:rPr>
-                  <m:sty m:val="p"/>
-                </m:rPr>
-                <m:t>±</m:t>
-              </m:r>
-              <m:r>
-                <m:t>0.61024</m:t>
-              </m:r>
-            </m:num>
-            <m:den>
-              <m:r>
-                <m:rPr>
-                  <m:sty m:val="p"/>
-                </m:rPr>
-                <m:t>−</m:t>
-              </m:r>
-              <m:r>
-                <m:t>0.51047</m:t>
-              </m:r>
-            </m:den>
-          </m:f>
-          <m:r>
-            <m:rPr>
-              <m:sty m:val="p"/>
-            </m:rPr>
-            <m:t>.</m:t>
-          </m:r>
-        </m:oMath>
-      </m:oMathPara>
-    </w:p>
-    <w:p>
-      <w:pPr>
-        <w:pStyle w:val="FirstParagraph"/>
-      </w:pPr>
-      <w:r>
-        <w:t xml:space="preserve">The two roots are</w:t>
-      </w:r>
-      <w:r>
-        <w:t xml:space="preserve"> </w:t>
-      </w:r>
-      <m:oMath>
-        <m:r>
-          <m:t>t</m:t>
-        </m:r>
-        <m:r>
-          <m:rPr>
-            <m:sty m:val="p"/>
-          </m:rPr>
-          <m:t>=</m:t>
-        </m:r>
-        <m:r>
-          <m:t>1.1350</m:t>
-        </m:r>
-      </m:oMath>
-      <w:r>
-        <w:t xml:space="preserve"> </w:t>
-      </w:r>
-      <w:r>
-        <w:t xml:space="preserve">(θ₄ = 97.237°) and</w:t>
-      </w:r>
-      <w:r>
-        <w:t xml:space="preserve"> </w:t>
-      </w:r>
-      <m:oMath>
-        <m:r>
-          <m:t>t</m:t>
-        </m:r>
         <m:r>
           <m:rPr>
             <m:sty m:val="p"/>
@@ -20193,96 +20949,66 @@
           <m:rPr>
             <m:sty m:val="p"/>
           </m:rPr>
-          <m:t>−</m:t>
+          <m:t>sin</m:t>
         </m:r>
+        <m:sSub>
+          <m:e>
+            <m:r>
+              <m:t>θ</m:t>
+            </m:r>
+          </m:e>
+          <m:sub>
+            <m:r>
+              <m:t>3</m:t>
+            </m:r>
+          </m:sub>
+        </m:sSub>
         <m:r>
-          <m:t>1.2559</m:t>
+          <m:rPr>
+            <m:sty m:val="p"/>
+          </m:rPr>
+          <m:t>/</m:t>
         </m:r>
+        <m:d>
+          <m:dPr>
+            <m:begChr m:val="("/>
+            <m:endChr m:val=")"/>
+            <m:sepChr m:val=""/>
+            <m:grow/>
+          </m:dPr>
+          <m:e>
+            <m:r>
+              <m:t>1</m:t>
+            </m:r>
+            <m:r>
+              <m:rPr>
+                <m:sty m:val="p"/>
+              </m:rPr>
+              <m:t>+</m:t>
+            </m:r>
+            <m:r>
+              <m:rPr>
+                <m:sty m:val="p"/>
+              </m:rPr>
+              <m:t>cos</m:t>
+            </m:r>
+            <m:sSub>
+              <m:e>
+                <m:r>
+                  <m:t>θ</m:t>
+                </m:r>
+              </m:e>
+              <m:sub>
+                <m:r>
+                  <m:t>3</m:t>
+                </m:r>
+              </m:sub>
+            </m:sSub>
+          </m:e>
+        </m:d>
       </m:oMath>
       <w:r>
-        <w:t xml:space="preserve"> </w:t>
-      </w:r>
-      <w:r>
-        <w:t xml:space="preserve">(θ₄ = −102.944°). The template takes the solution with 0 &lt; θ₄ &lt; π, which is the open configuration of the handout figure (B above E):</w:t>
-      </w:r>
-    </w:p>
-    <w:p>
-      <w:pPr>
-        <w:pStyle w:val="BodyText"/>
-      </w:pPr>
-      <m:oMathPara>
-        <m:oMathParaPr>
-          <m:jc m:val="center"/>
-        </m:oMathParaPr>
-        <m:oMath>
-          <m:sSub>
-            <m:e>
-              <m:r>
-                <m:t>θ</m:t>
-              </m:r>
-            </m:e>
-            <m:sub>
-              <m:r>
-                <m:t>4</m:t>
-              </m:r>
-            </m:sub>
-          </m:sSub>
-          <m:r>
-            <m:rPr>
-              <m:sty m:val="p"/>
-            </m:rPr>
-            <m:t>=</m:t>
-          </m:r>
-          <m:sSup>
-            <m:e>
-              <m:r>
-                <m:t>97.237</m:t>
-              </m:r>
-            </m:e>
-            <m:sup>
-              <m:r>
-                <m:rPr>
-                  <m:sty m:val="p"/>
-                </m:rPr>
-                <m:t>∘</m:t>
-              </m:r>
-            </m:sup>
-          </m:sSup>
-          <m:r>
-            <m:t> </m:t>
-          </m:r>
-          <m:d>
-            <m:dPr>
-              <m:begChr m:val="("/>
-              <m:endChr m:val=")"/>
-              <m:sepChr m:val=""/>
-              <m:grow/>
-            </m:dPr>
-            <m:e>
-              <m:r>
-                <m:rPr>
-                  <m:nor/>
-                  <m:sty m:val="p"/>
-                </m:rPr>
-                <m:t>the “−” sign here</m:t>
-              </m:r>
-            </m:e>
-          </m:d>
-          <m:r>
-            <m:rPr>
-              <m:sty m:val="p"/>
-            </m:rPr>
-            <m:t>.</m:t>
-          </m:r>
-        </m:oMath>
-      </m:oMathPara>
-    </w:p>
-    <w:p>
-      <w:pPr>
-        <w:pStyle w:val="FirstParagraph"/>
-      </w:pPr>
-      <w:r>
-        <w:t xml:space="preserve">From the triangle AB′B of the template:</w:t>
+        <w:t xml:space="preserve">, which is the template’s triangle AB′B result:</w:t>
       </w:r>
     </w:p>
     <w:p>
@@ -21964,7 +22690,865 @@
         <w:pStyle w:val="FirstParagraph"/>
       </w:pPr>
       <w:r>
-        <w:t xml:space="preserve">The real and imaginary parts give two linear equations in ω₃, ω₄. Solving them (Week 7):</w:t>
+        <w:t xml:space="preserve">Substituting</w:t>
+      </w:r>
+      <w:r>
+        <w:t xml:space="preserve"> </w:t>
+      </w:r>
+      <m:oMath>
+        <m:r>
+          <m:t>j</m:t>
+        </m:r>
+        <m:sSup>
+          <m:e>
+            <m:r>
+              <m:t>e</m:t>
+            </m:r>
+          </m:e>
+          <m:sup>
+            <m:r>
+              <m:t>j</m:t>
+            </m:r>
+            <m:r>
+              <m:t>θ</m:t>
+            </m:r>
+          </m:sup>
+        </m:sSup>
+        <m:r>
+          <m:rPr>
+            <m:sty m:val="p"/>
+          </m:rPr>
+          <m:t>=</m:t>
+        </m:r>
+        <m:r>
+          <m:rPr>
+            <m:sty m:val="p"/>
+          </m:rPr>
+          <m:t>−</m:t>
+        </m:r>
+        <m:r>
+          <m:rPr>
+            <m:sty m:val="p"/>
+          </m:rPr>
+          <m:t>sin</m:t>
+        </m:r>
+        <m:r>
+          <m:t>θ</m:t>
+        </m:r>
+        <m:r>
+          <m:rPr>
+            <m:sty m:val="p"/>
+          </m:rPr>
+          <m:t>+</m:t>
+        </m:r>
+        <m:r>
+          <m:t>j</m:t>
+        </m:r>
+        <m:r>
+          <m:rPr>
+            <m:sty m:val="p"/>
+          </m:rPr>
+          <m:t>cos</m:t>
+        </m:r>
+        <m:r>
+          <m:t>θ</m:t>
+        </m:r>
+      </m:oMath>
+      <w:r>
+        <w:t xml:space="preserve"> </w:t>
+      </w:r>
+      <w:r>
+        <w:t xml:space="preserve">and separating real and imaginary parts gives two linear equations in ω₃ and ω₄:</w:t>
+      </w:r>
+    </w:p>
+    <w:p>
+      <w:pPr>
+        <w:pStyle w:val="BodyText"/>
+      </w:pPr>
+      <m:oMathPara>
+        <m:oMathParaPr>
+          <m:jc m:val="center"/>
+        </m:oMathParaPr>
+        <m:oMath>
+          <m:r>
+            <m:rPr>
+              <m:nor/>
+              <m:sty m:val="p"/>
+            </m:rPr>
+            <m:t>Re:</m:t>
+          </m:r>
+          <m:r>
+            <m:t> </m:t>
+          </m:r>
+          <m:r>
+            <m:rPr>
+              <m:sty m:val="p"/>
+            </m:rPr>
+            <m:t>−</m:t>
+          </m:r>
+          <m:sSub>
+            <m:e>
+              <m:r>
+                <m:t>l</m:t>
+              </m:r>
+            </m:e>
+            <m:sub>
+              <m:r>
+                <m:t>2</m:t>
+              </m:r>
+            </m:sub>
+          </m:sSub>
+          <m:sSub>
+            <m:e>
+              <m:r>
+                <m:t>ω</m:t>
+              </m:r>
+            </m:e>
+            <m:sub>
+              <m:r>
+                <m:t>2</m:t>
+              </m:r>
+            </m:sub>
+          </m:sSub>
+          <m:r>
+            <m:rPr>
+              <m:sty m:val="p"/>
+            </m:rPr>
+            <m:t>sin</m:t>
+          </m:r>
+          <m:sSub>
+            <m:e>
+              <m:r>
+                <m:t>θ</m:t>
+              </m:r>
+            </m:e>
+            <m:sub>
+              <m:r>
+                <m:t>2</m:t>
+              </m:r>
+            </m:sub>
+          </m:sSub>
+          <m:r>
+            <m:rPr>
+              <m:sty m:val="p"/>
+            </m:rPr>
+            <m:t>−</m:t>
+          </m:r>
+          <m:sSub>
+            <m:e>
+              <m:r>
+                <m:t>l</m:t>
+              </m:r>
+            </m:e>
+            <m:sub>
+              <m:r>
+                <m:t>3</m:t>
+              </m:r>
+            </m:sub>
+          </m:sSub>
+          <m:sSub>
+            <m:e>
+              <m:r>
+                <m:t>ω</m:t>
+              </m:r>
+            </m:e>
+            <m:sub>
+              <m:r>
+                <m:t>3</m:t>
+              </m:r>
+            </m:sub>
+          </m:sSub>
+          <m:r>
+            <m:rPr>
+              <m:sty m:val="p"/>
+            </m:rPr>
+            <m:t>sin</m:t>
+          </m:r>
+          <m:sSub>
+            <m:e>
+              <m:r>
+                <m:t>θ</m:t>
+              </m:r>
+            </m:e>
+            <m:sub>
+              <m:r>
+                <m:t>3</m:t>
+              </m:r>
+            </m:sub>
+          </m:sSub>
+          <m:r>
+            <m:rPr>
+              <m:sty m:val="p"/>
+            </m:rPr>
+            <m:t>+</m:t>
+          </m:r>
+          <m:sSub>
+            <m:e>
+              <m:r>
+                <m:t>l</m:t>
+              </m:r>
+            </m:e>
+            <m:sub>
+              <m:r>
+                <m:t>4</m:t>
+              </m:r>
+            </m:sub>
+          </m:sSub>
+          <m:sSub>
+            <m:e>
+              <m:r>
+                <m:t>ω</m:t>
+              </m:r>
+            </m:e>
+            <m:sub>
+              <m:r>
+                <m:t>4</m:t>
+              </m:r>
+            </m:sub>
+          </m:sSub>
+          <m:r>
+            <m:rPr>
+              <m:sty m:val="p"/>
+            </m:rPr>
+            <m:t>sin</m:t>
+          </m:r>
+          <m:sSub>
+            <m:e>
+              <m:r>
+                <m:t>θ</m:t>
+              </m:r>
+            </m:e>
+            <m:sub>
+              <m:r>
+                <m:t>4</m:t>
+              </m:r>
+            </m:sub>
+          </m:sSub>
+          <m:r>
+            <m:rPr>
+              <m:sty m:val="p"/>
+            </m:rPr>
+            <m:t>=</m:t>
+          </m:r>
+          <m:r>
+            <m:t>0</m:t>
+          </m:r>
+        </m:oMath>
+      </m:oMathPara>
+    </w:p>
+    <w:p>
+      <w:pPr>
+        <w:pStyle w:val="FirstParagraph"/>
+      </w:pPr>
+      <m:oMathPara>
+        <m:oMathParaPr>
+          <m:jc m:val="center"/>
+        </m:oMathParaPr>
+        <m:oMath>
+          <m:r>
+            <m:rPr>
+              <m:nor/>
+              <m:sty m:val="p"/>
+            </m:rPr>
+            <m:t>Im:</m:t>
+          </m:r>
+          <m:r>
+            <m:t> </m:t>
+          </m:r>
+          <m:r>
+            <m:t> </m:t>
+          </m:r>
+          <m:r>
+            <m:t> </m:t>
+          </m:r>
+          <m:r>
+            <m:t> </m:t>
+          </m:r>
+          <m:sSub>
+            <m:e>
+              <m:r>
+                <m:t>l</m:t>
+              </m:r>
+            </m:e>
+            <m:sub>
+              <m:r>
+                <m:t>2</m:t>
+              </m:r>
+            </m:sub>
+          </m:sSub>
+          <m:sSub>
+            <m:e>
+              <m:r>
+                <m:t>ω</m:t>
+              </m:r>
+            </m:e>
+            <m:sub>
+              <m:r>
+                <m:t>2</m:t>
+              </m:r>
+            </m:sub>
+          </m:sSub>
+          <m:r>
+            <m:rPr>
+              <m:sty m:val="p"/>
+            </m:rPr>
+            <m:t>cos</m:t>
+          </m:r>
+          <m:sSub>
+            <m:e>
+              <m:r>
+                <m:t>θ</m:t>
+              </m:r>
+            </m:e>
+            <m:sub>
+              <m:r>
+                <m:t>2</m:t>
+              </m:r>
+            </m:sub>
+          </m:sSub>
+          <m:r>
+            <m:rPr>
+              <m:sty m:val="p"/>
+            </m:rPr>
+            <m:t>+</m:t>
+          </m:r>
+          <m:sSub>
+            <m:e>
+              <m:r>
+                <m:t>l</m:t>
+              </m:r>
+            </m:e>
+            <m:sub>
+              <m:r>
+                <m:t>3</m:t>
+              </m:r>
+            </m:sub>
+          </m:sSub>
+          <m:sSub>
+            <m:e>
+              <m:r>
+                <m:t>ω</m:t>
+              </m:r>
+            </m:e>
+            <m:sub>
+              <m:r>
+                <m:t>3</m:t>
+              </m:r>
+            </m:sub>
+          </m:sSub>
+          <m:r>
+            <m:rPr>
+              <m:sty m:val="p"/>
+            </m:rPr>
+            <m:t>cos</m:t>
+          </m:r>
+          <m:sSub>
+            <m:e>
+              <m:r>
+                <m:t>θ</m:t>
+              </m:r>
+            </m:e>
+            <m:sub>
+              <m:r>
+                <m:t>3</m:t>
+              </m:r>
+            </m:sub>
+          </m:sSub>
+          <m:r>
+            <m:rPr>
+              <m:sty m:val="p"/>
+            </m:rPr>
+            <m:t>−</m:t>
+          </m:r>
+          <m:sSub>
+            <m:e>
+              <m:r>
+                <m:t>l</m:t>
+              </m:r>
+            </m:e>
+            <m:sub>
+              <m:r>
+                <m:t>4</m:t>
+              </m:r>
+            </m:sub>
+          </m:sSub>
+          <m:sSub>
+            <m:e>
+              <m:r>
+                <m:t>ω</m:t>
+              </m:r>
+            </m:e>
+            <m:sub>
+              <m:r>
+                <m:t>4</m:t>
+              </m:r>
+            </m:sub>
+          </m:sSub>
+          <m:r>
+            <m:rPr>
+              <m:sty m:val="p"/>
+            </m:rPr>
+            <m:t>cos</m:t>
+          </m:r>
+          <m:sSub>
+            <m:e>
+              <m:r>
+                <m:t>θ</m:t>
+              </m:r>
+            </m:e>
+            <m:sub>
+              <m:r>
+                <m:t>4</m:t>
+              </m:r>
+            </m:sub>
+          </m:sSub>
+          <m:r>
+            <m:rPr>
+              <m:sty m:val="p"/>
+            </m:rPr>
+            <m:t>=</m:t>
+          </m:r>
+          <m:r>
+            <m:t>0</m:t>
+          </m:r>
+        </m:oMath>
+      </m:oMathPara>
+    </w:p>
+    <w:p>
+      <w:pPr>
+        <w:pStyle w:val="FirstParagraph"/>
+      </w:pPr>
+      <w:r>
+        <w:t xml:space="preserve">Multiplying Re by cos θ₄ and Im by sin θ₄ and adding eliminates ω₄; multiplying by cos θ₃ and sin θ₃ eliminates ω₃. With</w:t>
+      </w:r>
+      <w:r>
+        <w:t xml:space="preserve"> </w:t>
+      </w:r>
+      <m:oMath>
+        <m:r>
+          <m:rPr>
+            <m:sty m:val="p"/>
+          </m:rPr>
+          <m:t>sin</m:t>
+        </m:r>
+        <m:d>
+          <m:dPr>
+            <m:begChr m:val="("/>
+            <m:endChr m:val=")"/>
+            <m:sepChr m:val=""/>
+            <m:grow/>
+          </m:dPr>
+          <m:e>
+            <m:r>
+              <m:t>x</m:t>
+            </m:r>
+            <m:r>
+              <m:rPr>
+                <m:sty m:val="p"/>
+              </m:rPr>
+              <m:t>−</m:t>
+            </m:r>
+            <m:r>
+              <m:t>y</m:t>
+            </m:r>
+          </m:e>
+        </m:d>
+        <m:r>
+          <m:rPr>
+            <m:sty m:val="p"/>
+          </m:rPr>
+          <m:t>=</m:t>
+        </m:r>
+        <m:r>
+          <m:rPr>
+            <m:sty m:val="p"/>
+          </m:rPr>
+          <m:t>sin</m:t>
+        </m:r>
+        <m:r>
+          <m:t>x</m:t>
+        </m:r>
+        <m:r>
+          <m:rPr>
+            <m:sty m:val="p"/>
+          </m:rPr>
+          <m:t>cos</m:t>
+        </m:r>
+        <m:r>
+          <m:t>y</m:t>
+        </m:r>
+        <m:r>
+          <m:rPr>
+            <m:sty m:val="p"/>
+          </m:rPr>
+          <m:t>−</m:t>
+        </m:r>
+        <m:r>
+          <m:rPr>
+            <m:sty m:val="p"/>
+          </m:rPr>
+          <m:t>cos</m:t>
+        </m:r>
+        <m:r>
+          <m:t>x</m:t>
+        </m:r>
+        <m:r>
+          <m:rPr>
+            <m:sty m:val="p"/>
+          </m:rPr>
+          <m:t>sin</m:t>
+        </m:r>
+        <m:r>
+          <m:t>y</m:t>
+        </m:r>
+      </m:oMath>
+      <w:r>
+        <w:t xml:space="preserve">:</w:t>
+      </w:r>
+    </w:p>
+    <w:p>
+      <w:pPr>
+        <w:pStyle w:val="BodyText"/>
+      </w:pPr>
+      <m:oMathPara>
+        <m:oMathParaPr>
+          <m:jc m:val="center"/>
+        </m:oMathParaPr>
+        <m:oMath>
+          <m:sSub>
+            <m:e>
+              <m:r>
+                <m:t>l</m:t>
+              </m:r>
+            </m:e>
+            <m:sub>
+              <m:r>
+                <m:t>2</m:t>
+              </m:r>
+            </m:sub>
+          </m:sSub>
+          <m:sSub>
+            <m:e>
+              <m:r>
+                <m:t>ω</m:t>
+              </m:r>
+            </m:e>
+            <m:sub>
+              <m:r>
+                <m:t>2</m:t>
+              </m:r>
+            </m:sub>
+          </m:sSub>
+          <m:r>
+            <m:rPr>
+              <m:sty m:val="p"/>
+            </m:rPr>
+            <m:t>sin</m:t>
+          </m:r>
+          <m:d>
+            <m:dPr>
+              <m:begChr m:val="("/>
+              <m:endChr m:val=")"/>
+              <m:sepChr m:val=""/>
+              <m:grow/>
+            </m:dPr>
+            <m:e>
+              <m:sSub>
+                <m:e>
+                  <m:r>
+                    <m:t>θ</m:t>
+                  </m:r>
+                </m:e>
+                <m:sub>
+                  <m:r>
+                    <m:t>4</m:t>
+                  </m:r>
+                </m:sub>
+              </m:sSub>
+              <m:r>
+                <m:rPr>
+                  <m:sty m:val="p"/>
+                </m:rPr>
+                <m:t>−</m:t>
+              </m:r>
+              <m:sSub>
+                <m:e>
+                  <m:r>
+                    <m:t>θ</m:t>
+                  </m:r>
+                </m:e>
+                <m:sub>
+                  <m:r>
+                    <m:t>2</m:t>
+                  </m:r>
+                </m:sub>
+              </m:sSub>
+            </m:e>
+          </m:d>
+          <m:r>
+            <m:rPr>
+              <m:sty m:val="p"/>
+            </m:rPr>
+            <m:t>+</m:t>
+          </m:r>
+          <m:sSub>
+            <m:e>
+              <m:r>
+                <m:t>l</m:t>
+              </m:r>
+            </m:e>
+            <m:sub>
+              <m:r>
+                <m:t>3</m:t>
+              </m:r>
+            </m:sub>
+          </m:sSub>
+          <m:sSub>
+            <m:e>
+              <m:r>
+                <m:t>ω</m:t>
+              </m:r>
+            </m:e>
+            <m:sub>
+              <m:r>
+                <m:t>3</m:t>
+              </m:r>
+            </m:sub>
+          </m:sSub>
+          <m:r>
+            <m:rPr>
+              <m:sty m:val="p"/>
+            </m:rPr>
+            <m:t>sin</m:t>
+          </m:r>
+          <m:d>
+            <m:dPr>
+              <m:begChr m:val="("/>
+              <m:endChr m:val=")"/>
+              <m:sepChr m:val=""/>
+              <m:grow/>
+            </m:dPr>
+            <m:e>
+              <m:sSub>
+                <m:e>
+                  <m:r>
+                    <m:t>θ</m:t>
+                  </m:r>
+                </m:e>
+                <m:sub>
+                  <m:r>
+                    <m:t>4</m:t>
+                  </m:r>
+                </m:sub>
+              </m:sSub>
+              <m:r>
+                <m:rPr>
+                  <m:sty m:val="p"/>
+                </m:rPr>
+                <m:t>−</m:t>
+              </m:r>
+              <m:sSub>
+                <m:e>
+                  <m:r>
+                    <m:t>θ</m:t>
+                  </m:r>
+                </m:e>
+                <m:sub>
+                  <m:r>
+                    <m:t>3</m:t>
+                  </m:r>
+                </m:sub>
+              </m:sSub>
+            </m:e>
+          </m:d>
+          <m:r>
+            <m:rPr>
+              <m:sty m:val="p"/>
+            </m:rPr>
+            <m:t>=</m:t>
+          </m:r>
+          <m:r>
+            <m:t>0</m:t>
+          </m:r>
+          <m:r>
+            <m:rPr>
+              <m:sty m:val="p"/>
+            </m:rPr>
+            <m:t>,</m:t>
+          </m:r>
+          <m:r>
+            <m:t>  </m:t>
+          </m:r>
+          <m:sSub>
+            <m:e>
+              <m:r>
+                <m:t>l</m:t>
+              </m:r>
+            </m:e>
+            <m:sub>
+              <m:r>
+                <m:t>2</m:t>
+              </m:r>
+            </m:sub>
+          </m:sSub>
+          <m:sSub>
+            <m:e>
+              <m:r>
+                <m:t>ω</m:t>
+              </m:r>
+            </m:e>
+            <m:sub>
+              <m:r>
+                <m:t>2</m:t>
+              </m:r>
+            </m:sub>
+          </m:sSub>
+          <m:r>
+            <m:rPr>
+              <m:sty m:val="p"/>
+            </m:rPr>
+            <m:t>sin</m:t>
+          </m:r>
+          <m:d>
+            <m:dPr>
+              <m:begChr m:val="("/>
+              <m:endChr m:val=")"/>
+              <m:sepChr m:val=""/>
+              <m:grow/>
+            </m:dPr>
+            <m:e>
+              <m:sSub>
+                <m:e>
+                  <m:r>
+                    <m:t>θ</m:t>
+                  </m:r>
+                </m:e>
+                <m:sub>
+                  <m:r>
+                    <m:t>3</m:t>
+                  </m:r>
+                </m:sub>
+              </m:sSub>
+              <m:r>
+                <m:rPr>
+                  <m:sty m:val="p"/>
+                </m:rPr>
+                <m:t>−</m:t>
+              </m:r>
+              <m:sSub>
+                <m:e>
+                  <m:r>
+                    <m:t>θ</m:t>
+                  </m:r>
+                </m:e>
+                <m:sub>
+                  <m:r>
+                    <m:t>2</m:t>
+                  </m:r>
+                </m:sub>
+              </m:sSub>
+            </m:e>
+          </m:d>
+          <m:r>
+            <m:rPr>
+              <m:sty m:val="p"/>
+            </m:rPr>
+            <m:t>+</m:t>
+          </m:r>
+          <m:sSub>
+            <m:e>
+              <m:r>
+                <m:t>l</m:t>
+              </m:r>
+            </m:e>
+            <m:sub>
+              <m:r>
+                <m:t>4</m:t>
+              </m:r>
+            </m:sub>
+          </m:sSub>
+          <m:sSub>
+            <m:e>
+              <m:r>
+                <m:t>ω</m:t>
+              </m:r>
+            </m:e>
+            <m:sub>
+              <m:r>
+                <m:t>4</m:t>
+              </m:r>
+            </m:sub>
+          </m:sSub>
+          <m:r>
+            <m:rPr>
+              <m:sty m:val="p"/>
+            </m:rPr>
+            <m:t>sin</m:t>
+          </m:r>
+          <m:d>
+            <m:dPr>
+              <m:begChr m:val="("/>
+              <m:endChr m:val=")"/>
+              <m:sepChr m:val=""/>
+              <m:grow/>
+            </m:dPr>
+            <m:e>
+              <m:sSub>
+                <m:e>
+                  <m:r>
+                    <m:t>θ</m:t>
+                  </m:r>
+                </m:e>
+                <m:sub>
+                  <m:r>
+                    <m:t>4</m:t>
+                  </m:r>
+                </m:sub>
+              </m:sSub>
+              <m:r>
+                <m:rPr>
+                  <m:sty m:val="p"/>
+                </m:rPr>
+                <m:t>−</m:t>
+              </m:r>
+              <m:sSub>
+                <m:e>
+                  <m:r>
+                    <m:t>θ</m:t>
+                  </m:r>
+                </m:e>
+                <m:sub>
+                  <m:r>
+                    <m:t>3</m:t>
+                  </m:r>
+                </m:sub>
+              </m:sSub>
+            </m:e>
+          </m:d>
+          <m:r>
+            <m:rPr>
+              <m:sty m:val="p"/>
+            </m:rPr>
+            <m:t>=</m:t>
+          </m:r>
+          <m:r>
+            <m:t>0</m:t>
+          </m:r>
+          <m:r>
+            <m:rPr>
+              <m:sty m:val="p"/>
+            </m:rPr>
+            <m:t>,</m:t>
+          </m:r>
+        </m:oMath>
+      </m:oMathPara>
+    </w:p>
+    <w:p>
+      <w:pPr>
+        <w:pStyle w:val="FirstParagraph"/>
+      </w:pPr>
+      <w:r>
+        <w:t xml:space="preserve">so (Week 7):</w:t>
       </w:r>
     </w:p>
     <w:p>
@@ -24546,7 +26130,749 @@
         <w:pStyle w:val="FirstParagraph"/>
       </w:pPr>
       <w:r>
-        <w:t xml:space="preserve">Separating real and imaginary parts and using the Week 7 constants (with a = l₂, b = l₃, c = l₄):</w:t>
+        <w:t xml:space="preserve">Substituting</w:t>
+      </w:r>
+      <w:r>
+        <w:t xml:space="preserve"> </w:t>
+      </w:r>
+      <m:oMath>
+        <m:sSup>
+          <m:e>
+            <m:r>
+              <m:t>e</m:t>
+            </m:r>
+          </m:e>
+          <m:sup>
+            <m:r>
+              <m:t>j</m:t>
+            </m:r>
+            <m:r>
+              <m:t>θ</m:t>
+            </m:r>
+          </m:sup>
+        </m:sSup>
+        <m:r>
+          <m:rPr>
+            <m:sty m:val="p"/>
+          </m:rPr>
+          <m:t>=</m:t>
+        </m:r>
+        <m:r>
+          <m:rPr>
+            <m:sty m:val="p"/>
+          </m:rPr>
+          <m:t>cos</m:t>
+        </m:r>
+        <m:r>
+          <m:t>θ</m:t>
+        </m:r>
+        <m:r>
+          <m:rPr>
+            <m:sty m:val="p"/>
+          </m:rPr>
+          <m:t>+</m:t>
+        </m:r>
+        <m:r>
+          <m:t>j</m:t>
+        </m:r>
+        <m:r>
+          <m:rPr>
+            <m:sty m:val="p"/>
+          </m:rPr>
+          <m:t>sin</m:t>
+        </m:r>
+        <m:r>
+          <m:t>θ</m:t>
+        </m:r>
+      </m:oMath>
+      <w:r>
+        <w:t xml:space="preserve"> </w:t>
+      </w:r>
+      <w:r>
+        <w:t xml:space="preserve">and separating real and imaginary parts (with a = l₂, b = l₃, c = l₄):</w:t>
+      </w:r>
+    </w:p>
+    <w:p>
+      <w:pPr>
+        <w:pStyle w:val="BodyText"/>
+      </w:pPr>
+      <m:oMathPara>
+        <m:oMathParaPr>
+          <m:jc m:val="center"/>
+        </m:oMathParaPr>
+        <m:oMath>
+          <m:r>
+            <m:rPr>
+              <m:nor/>
+              <m:sty m:val="p"/>
+            </m:rPr>
+            <m:t>Re:</m:t>
+          </m:r>
+          <m:r>
+            <m:t> </m:t>
+          </m:r>
+          <m:r>
+            <m:rPr>
+              <m:sty m:val="p"/>
+            </m:rPr>
+            <m:t>−</m:t>
+          </m:r>
+          <m:r>
+            <m:t>a</m:t>
+          </m:r>
+          <m:sSub>
+            <m:e>
+              <m:r>
+                <m:t>α</m:t>
+              </m:r>
+            </m:e>
+            <m:sub>
+              <m:r>
+                <m:t>2</m:t>
+              </m:r>
+            </m:sub>
+          </m:sSub>
+          <m:r>
+            <m:rPr>
+              <m:sty m:val="p"/>
+            </m:rPr>
+            <m:t>sin</m:t>
+          </m:r>
+          <m:sSub>
+            <m:e>
+              <m:r>
+                <m:t>θ</m:t>
+              </m:r>
+            </m:e>
+            <m:sub>
+              <m:r>
+                <m:t>2</m:t>
+              </m:r>
+            </m:sub>
+          </m:sSub>
+          <m:r>
+            <m:rPr>
+              <m:sty m:val="p"/>
+            </m:rPr>
+            <m:t>−</m:t>
+          </m:r>
+          <m:r>
+            <m:t>a</m:t>
+          </m:r>
+          <m:sSubSup>
+            <m:e>
+              <m:r>
+                <m:t>ω</m:t>
+              </m:r>
+            </m:e>
+            <m:sub>
+              <m:r>
+                <m:t>2</m:t>
+              </m:r>
+            </m:sub>
+            <m:sup>
+              <m:r>
+                <m:t>2</m:t>
+              </m:r>
+            </m:sup>
+          </m:sSubSup>
+          <m:r>
+            <m:rPr>
+              <m:sty m:val="p"/>
+            </m:rPr>
+            <m:t>cos</m:t>
+          </m:r>
+          <m:sSub>
+            <m:e>
+              <m:r>
+                <m:t>θ</m:t>
+              </m:r>
+            </m:e>
+            <m:sub>
+              <m:r>
+                <m:t>2</m:t>
+              </m:r>
+            </m:sub>
+          </m:sSub>
+          <m:r>
+            <m:rPr>
+              <m:sty m:val="p"/>
+            </m:rPr>
+            <m:t>−</m:t>
+          </m:r>
+          <m:r>
+            <m:t>b</m:t>
+          </m:r>
+          <m:sSub>
+            <m:e>
+              <m:r>
+                <m:t>α</m:t>
+              </m:r>
+            </m:e>
+            <m:sub>
+              <m:r>
+                <m:t>3</m:t>
+              </m:r>
+            </m:sub>
+          </m:sSub>
+          <m:r>
+            <m:rPr>
+              <m:sty m:val="p"/>
+            </m:rPr>
+            <m:t>sin</m:t>
+          </m:r>
+          <m:sSub>
+            <m:e>
+              <m:r>
+                <m:t>θ</m:t>
+              </m:r>
+            </m:e>
+            <m:sub>
+              <m:r>
+                <m:t>3</m:t>
+              </m:r>
+            </m:sub>
+          </m:sSub>
+          <m:r>
+            <m:rPr>
+              <m:sty m:val="p"/>
+            </m:rPr>
+            <m:t>−</m:t>
+          </m:r>
+          <m:r>
+            <m:t>b</m:t>
+          </m:r>
+          <m:sSubSup>
+            <m:e>
+              <m:r>
+                <m:t>ω</m:t>
+              </m:r>
+            </m:e>
+            <m:sub>
+              <m:r>
+                <m:t>3</m:t>
+              </m:r>
+            </m:sub>
+            <m:sup>
+              <m:r>
+                <m:t>2</m:t>
+              </m:r>
+            </m:sup>
+          </m:sSubSup>
+          <m:r>
+            <m:rPr>
+              <m:sty m:val="p"/>
+            </m:rPr>
+            <m:t>cos</m:t>
+          </m:r>
+          <m:sSub>
+            <m:e>
+              <m:r>
+                <m:t>θ</m:t>
+              </m:r>
+            </m:e>
+            <m:sub>
+              <m:r>
+                <m:t>3</m:t>
+              </m:r>
+            </m:sub>
+          </m:sSub>
+          <m:r>
+            <m:rPr>
+              <m:sty m:val="p"/>
+            </m:rPr>
+            <m:t>+</m:t>
+          </m:r>
+          <m:r>
+            <m:t>c</m:t>
+          </m:r>
+          <m:sSub>
+            <m:e>
+              <m:r>
+                <m:t>α</m:t>
+              </m:r>
+            </m:e>
+            <m:sub>
+              <m:r>
+                <m:t>4</m:t>
+              </m:r>
+            </m:sub>
+          </m:sSub>
+          <m:r>
+            <m:rPr>
+              <m:sty m:val="p"/>
+            </m:rPr>
+            <m:t>sin</m:t>
+          </m:r>
+          <m:sSub>
+            <m:e>
+              <m:r>
+                <m:t>θ</m:t>
+              </m:r>
+            </m:e>
+            <m:sub>
+              <m:r>
+                <m:t>4</m:t>
+              </m:r>
+            </m:sub>
+          </m:sSub>
+          <m:r>
+            <m:rPr>
+              <m:sty m:val="p"/>
+            </m:rPr>
+            <m:t>+</m:t>
+          </m:r>
+          <m:r>
+            <m:t>c</m:t>
+          </m:r>
+          <m:sSubSup>
+            <m:e>
+              <m:r>
+                <m:t>ω</m:t>
+              </m:r>
+            </m:e>
+            <m:sub>
+              <m:r>
+                <m:t>4</m:t>
+              </m:r>
+            </m:sub>
+            <m:sup>
+              <m:r>
+                <m:t>2</m:t>
+              </m:r>
+            </m:sup>
+          </m:sSubSup>
+          <m:r>
+            <m:rPr>
+              <m:sty m:val="p"/>
+            </m:rPr>
+            <m:t>cos</m:t>
+          </m:r>
+          <m:sSub>
+            <m:e>
+              <m:r>
+                <m:t>θ</m:t>
+              </m:r>
+            </m:e>
+            <m:sub>
+              <m:r>
+                <m:t>4</m:t>
+              </m:r>
+            </m:sub>
+          </m:sSub>
+          <m:r>
+            <m:rPr>
+              <m:sty m:val="p"/>
+            </m:rPr>
+            <m:t>=</m:t>
+          </m:r>
+          <m:r>
+            <m:t>0</m:t>
+          </m:r>
+        </m:oMath>
+      </m:oMathPara>
+    </w:p>
+    <w:p>
+      <w:pPr>
+        <w:pStyle w:val="FirstParagraph"/>
+      </w:pPr>
+      <m:oMathPara>
+        <m:oMathParaPr>
+          <m:jc m:val="center"/>
+        </m:oMathParaPr>
+        <m:oMath>
+          <m:r>
+            <m:rPr>
+              <m:nor/>
+              <m:sty m:val="p"/>
+            </m:rPr>
+            <m:t>Im:</m:t>
+          </m:r>
+          <m:r>
+            <m:t> </m:t>
+          </m:r>
+          <m:r>
+            <m:t> </m:t>
+          </m:r>
+          <m:r>
+            <m:t> </m:t>
+          </m:r>
+          <m:r>
+            <m:t> </m:t>
+          </m:r>
+          <m:r>
+            <m:t>a</m:t>
+          </m:r>
+          <m:sSub>
+            <m:e>
+              <m:r>
+                <m:t>α</m:t>
+              </m:r>
+            </m:e>
+            <m:sub>
+              <m:r>
+                <m:t>2</m:t>
+              </m:r>
+            </m:sub>
+          </m:sSub>
+          <m:r>
+            <m:rPr>
+              <m:sty m:val="p"/>
+            </m:rPr>
+            <m:t>cos</m:t>
+          </m:r>
+          <m:sSub>
+            <m:e>
+              <m:r>
+                <m:t>θ</m:t>
+              </m:r>
+            </m:e>
+            <m:sub>
+              <m:r>
+                <m:t>2</m:t>
+              </m:r>
+            </m:sub>
+          </m:sSub>
+          <m:r>
+            <m:rPr>
+              <m:sty m:val="p"/>
+            </m:rPr>
+            <m:t>−</m:t>
+          </m:r>
+          <m:r>
+            <m:t>a</m:t>
+          </m:r>
+          <m:sSubSup>
+            <m:e>
+              <m:r>
+                <m:t>ω</m:t>
+              </m:r>
+            </m:e>
+            <m:sub>
+              <m:r>
+                <m:t>2</m:t>
+              </m:r>
+            </m:sub>
+            <m:sup>
+              <m:r>
+                <m:t>2</m:t>
+              </m:r>
+            </m:sup>
+          </m:sSubSup>
+          <m:r>
+            <m:rPr>
+              <m:sty m:val="p"/>
+            </m:rPr>
+            <m:t>sin</m:t>
+          </m:r>
+          <m:sSub>
+            <m:e>
+              <m:r>
+                <m:t>θ</m:t>
+              </m:r>
+            </m:e>
+            <m:sub>
+              <m:r>
+                <m:t>2</m:t>
+              </m:r>
+            </m:sub>
+          </m:sSub>
+          <m:r>
+            <m:rPr>
+              <m:sty m:val="p"/>
+            </m:rPr>
+            <m:t>+</m:t>
+          </m:r>
+          <m:r>
+            <m:t>b</m:t>
+          </m:r>
+          <m:sSub>
+            <m:e>
+              <m:r>
+                <m:t>α</m:t>
+              </m:r>
+            </m:e>
+            <m:sub>
+              <m:r>
+                <m:t>3</m:t>
+              </m:r>
+            </m:sub>
+          </m:sSub>
+          <m:r>
+            <m:rPr>
+              <m:sty m:val="p"/>
+            </m:rPr>
+            <m:t>cos</m:t>
+          </m:r>
+          <m:sSub>
+            <m:e>
+              <m:r>
+                <m:t>θ</m:t>
+              </m:r>
+            </m:e>
+            <m:sub>
+              <m:r>
+                <m:t>3</m:t>
+              </m:r>
+            </m:sub>
+          </m:sSub>
+          <m:r>
+            <m:rPr>
+              <m:sty m:val="p"/>
+            </m:rPr>
+            <m:t>−</m:t>
+          </m:r>
+          <m:r>
+            <m:t>b</m:t>
+          </m:r>
+          <m:sSubSup>
+            <m:e>
+              <m:r>
+                <m:t>ω</m:t>
+              </m:r>
+            </m:e>
+            <m:sub>
+              <m:r>
+                <m:t>3</m:t>
+              </m:r>
+            </m:sub>
+            <m:sup>
+              <m:r>
+                <m:t>2</m:t>
+              </m:r>
+            </m:sup>
+          </m:sSubSup>
+          <m:r>
+            <m:rPr>
+              <m:sty m:val="p"/>
+            </m:rPr>
+            <m:t>sin</m:t>
+          </m:r>
+          <m:sSub>
+            <m:e>
+              <m:r>
+                <m:t>θ</m:t>
+              </m:r>
+            </m:e>
+            <m:sub>
+              <m:r>
+                <m:t>3</m:t>
+              </m:r>
+            </m:sub>
+          </m:sSub>
+          <m:r>
+            <m:rPr>
+              <m:sty m:val="p"/>
+            </m:rPr>
+            <m:t>−</m:t>
+          </m:r>
+          <m:r>
+            <m:t>c</m:t>
+          </m:r>
+          <m:sSub>
+            <m:e>
+              <m:r>
+                <m:t>α</m:t>
+              </m:r>
+            </m:e>
+            <m:sub>
+              <m:r>
+                <m:t>4</m:t>
+              </m:r>
+            </m:sub>
+          </m:sSub>
+          <m:r>
+            <m:rPr>
+              <m:sty m:val="p"/>
+            </m:rPr>
+            <m:t>cos</m:t>
+          </m:r>
+          <m:sSub>
+            <m:e>
+              <m:r>
+                <m:t>θ</m:t>
+              </m:r>
+            </m:e>
+            <m:sub>
+              <m:r>
+                <m:t>4</m:t>
+              </m:r>
+            </m:sub>
+          </m:sSub>
+          <m:r>
+            <m:rPr>
+              <m:sty m:val="p"/>
+            </m:rPr>
+            <m:t>+</m:t>
+          </m:r>
+          <m:r>
+            <m:t>c</m:t>
+          </m:r>
+          <m:sSubSup>
+            <m:e>
+              <m:r>
+                <m:t>ω</m:t>
+              </m:r>
+            </m:e>
+            <m:sub>
+              <m:r>
+                <m:t>4</m:t>
+              </m:r>
+            </m:sub>
+            <m:sup>
+              <m:r>
+                <m:t>2</m:t>
+              </m:r>
+            </m:sup>
+          </m:sSubSup>
+          <m:r>
+            <m:rPr>
+              <m:sty m:val="p"/>
+            </m:rPr>
+            <m:t>sin</m:t>
+          </m:r>
+          <m:sSub>
+            <m:e>
+              <m:r>
+                <m:t>θ</m:t>
+              </m:r>
+            </m:e>
+            <m:sub>
+              <m:r>
+                <m:t>4</m:t>
+              </m:r>
+            </m:sub>
+          </m:sSub>
+          <m:r>
+            <m:rPr>
+              <m:sty m:val="p"/>
+            </m:rPr>
+            <m:t>=</m:t>
+          </m:r>
+          <m:r>
+            <m:t>0</m:t>
+          </m:r>
+        </m:oMath>
+      </m:oMathPara>
+    </w:p>
+    <w:p>
+      <w:pPr>
+        <w:pStyle w:val="FirstParagraph"/>
+      </w:pPr>
+      <w:r>
+        <w:t xml:space="preserve">Moving the known terms to the right-hand side gives the linear system</w:t>
+      </w:r>
+      <w:r>
+        <w:t xml:space="preserve"> </w:t>
+      </w:r>
+      <m:oMath>
+        <m:r>
+          <m:t>A</m:t>
+        </m:r>
+        <m:sSub>
+          <m:e>
+            <m:r>
+              <m:t>α</m:t>
+            </m:r>
+          </m:e>
+          <m:sub>
+            <m:r>
+              <m:t>4</m:t>
+            </m:r>
+          </m:sub>
+        </m:sSub>
+        <m:r>
+          <m:rPr>
+            <m:sty m:val="p"/>
+          </m:rPr>
+          <m:t>−</m:t>
+        </m:r>
+        <m:r>
+          <m:t>B</m:t>
+        </m:r>
+        <m:sSub>
+          <m:e>
+            <m:r>
+              <m:t>α</m:t>
+            </m:r>
+          </m:e>
+          <m:sub>
+            <m:r>
+              <m:t>3</m:t>
+            </m:r>
+          </m:sub>
+        </m:sSub>
+        <m:r>
+          <m:rPr>
+            <m:sty m:val="p"/>
+          </m:rPr>
+          <m:t>=</m:t>
+        </m:r>
+        <m:r>
+          <m:t>C</m:t>
+        </m:r>
+      </m:oMath>
+      <w:r>
+        <w:t xml:space="preserve"> </w:t>
+      </w:r>
+      <w:r>
+        <w:t xml:space="preserve">(Re) and</w:t>
+      </w:r>
+      <w:r>
+        <w:t xml:space="preserve"> </w:t>
+      </w:r>
+      <m:oMath>
+        <m:r>
+          <m:t>D</m:t>
+        </m:r>
+        <m:sSub>
+          <m:e>
+            <m:r>
+              <m:t>α</m:t>
+            </m:r>
+          </m:e>
+          <m:sub>
+            <m:r>
+              <m:t>4</m:t>
+            </m:r>
+          </m:sub>
+        </m:sSub>
+        <m:r>
+          <m:rPr>
+            <m:sty m:val="p"/>
+          </m:rPr>
+          <m:t>−</m:t>
+        </m:r>
+        <m:r>
+          <m:t>E</m:t>
+        </m:r>
+        <m:sSub>
+          <m:e>
+            <m:r>
+              <m:t>α</m:t>
+            </m:r>
+          </m:e>
+          <m:sub>
+            <m:r>
+              <m:t>3</m:t>
+            </m:r>
+          </m:sub>
+        </m:sSub>
+        <m:r>
+          <m:rPr>
+            <m:sty m:val="p"/>
+          </m:rPr>
+          <m:t>=</m:t>
+        </m:r>
+        <m:r>
+          <m:t>F</m:t>
+        </m:r>
+      </m:oMath>
+      <w:r>
+        <w:t xml:space="preserve"> </w:t>
+      </w:r>
+      <w:r>
+        <w:t xml:space="preserve">(Im), with the Week 7 constants:</w:t>
       </w:r>
     </w:p>
     <w:p>
@@ -25211,6 +27537,14 @@
       <w:pPr>
         <w:pStyle w:val="FirstParagraph"/>
       </w:pPr>
+      <w:r>
+        <w:t xml:space="preserve">Solving the 2 × 2 system by Cramer’s rule:</w:t>
+      </w:r>
+    </w:p>
+    <w:p>
+      <w:pPr>
+        <w:pStyle w:val="BodyText"/>
+      </w:pPr>
       <m:oMathPara>
         <m:oMathParaPr>
           <m:jc m:val="center"/>
@@ -26185,6 +28519,163 @@
           </m:rPr>
           <m:t>=</m:t>
         </m:r>
+        <m:acc>
+          <m:accPr>
+            <m:chr m:val="̈"/>
+          </m:accPr>
+          <m:e>
+            <m:r>
+              <m:t>S</m:t>
+            </m:r>
+          </m:e>
+        </m:acc>
+      </m:oMath>
+      <w:r>
+        <w:t xml:space="preserve"> </w:t>
+      </w:r>
+      <w:r>
+        <w:t xml:space="preserve">(real). The imaginary part is</w:t>
+      </w:r>
+      <w:r>
+        <w:t xml:space="preserve"> </w:t>
+      </w:r>
+      <m:oMath>
+        <m:sSub>
+          <m:e>
+            <m:r>
+              <m:t>a</m:t>
+            </m:r>
+          </m:e>
+          <m:sub>
+            <m:r>
+              <m:t>C</m:t>
+            </m:r>
+            <m:r>
+              <m:t>y</m:t>
+            </m:r>
+          </m:sub>
+        </m:sSub>
+        <m:r>
+          <m:rPr>
+            <m:sty m:val="p"/>
+          </m:rPr>
+          <m:t>+</m:t>
+        </m:r>
+        <m:sSub>
+          <m:e>
+            <m:r>
+              <m:t>l</m:t>
+            </m:r>
+          </m:e>
+          <m:sub>
+            <m:r>
+              <m:t>5</m:t>
+            </m:r>
+          </m:sub>
+        </m:sSub>
+        <m:sSub>
+          <m:e>
+            <m:r>
+              <m:t>α</m:t>
+            </m:r>
+          </m:e>
+          <m:sub>
+            <m:r>
+              <m:t>5</m:t>
+            </m:r>
+          </m:sub>
+        </m:sSub>
+        <m:r>
+          <m:rPr>
+            <m:sty m:val="p"/>
+          </m:rPr>
+          <m:t>cos</m:t>
+        </m:r>
+        <m:sSub>
+          <m:e>
+            <m:r>
+              <m:t>θ</m:t>
+            </m:r>
+          </m:e>
+          <m:sub>
+            <m:r>
+              <m:t>5</m:t>
+            </m:r>
+          </m:sub>
+        </m:sSub>
+        <m:r>
+          <m:rPr>
+            <m:sty m:val="p"/>
+          </m:rPr>
+          <m:t>−</m:t>
+        </m:r>
+        <m:sSub>
+          <m:e>
+            <m:r>
+              <m:t>l</m:t>
+            </m:r>
+          </m:e>
+          <m:sub>
+            <m:r>
+              <m:t>5</m:t>
+            </m:r>
+          </m:sub>
+        </m:sSub>
+        <m:sSubSup>
+          <m:e>
+            <m:r>
+              <m:t>ω</m:t>
+            </m:r>
+          </m:e>
+          <m:sub>
+            <m:r>
+              <m:t>5</m:t>
+            </m:r>
+          </m:sub>
+          <m:sup>
+            <m:r>
+              <m:t>2</m:t>
+            </m:r>
+          </m:sup>
+        </m:sSubSup>
+        <m:r>
+          <m:rPr>
+            <m:sty m:val="p"/>
+          </m:rPr>
+          <m:t>sin</m:t>
+        </m:r>
+        <m:sSub>
+          <m:e>
+            <m:r>
+              <m:t>θ</m:t>
+            </m:r>
+          </m:e>
+          <m:sub>
+            <m:r>
+              <m:t>5</m:t>
+            </m:r>
+          </m:sub>
+        </m:sSub>
+        <m:r>
+          <m:rPr>
+            <m:sty m:val="p"/>
+          </m:rPr>
+          <m:t>=</m:t>
+        </m:r>
+        <m:r>
+          <m:t>0</m:t>
+        </m:r>
+      </m:oMath>
+      <w:r>
+        <w:t xml:space="preserve"> </w:t>
+      </w:r>
+      <w:r>
+        <w:t xml:space="preserve">and the real part gives</w:t>
+      </w:r>
+      <w:r>
+        <w:t xml:space="preserve"> </w:t>
+      </w:r>
+      <m:oMath>
         <m:acc>
           <m:accPr>
             <m:chr m:val="̈"/>
@@ -40225,7 +42716,7 @@
       <w:pPr>
         <w:numPr>
           <w:ilvl w:val="0"/>
-          <w:numId w:val="1004"/>
+          <w:numId w:val="1005"/>
         </w:numPr>
         <w:pStyle w:val="Compact"/>
       </w:pPr>
@@ -40397,7 +42888,7 @@
       <w:pPr>
         <w:numPr>
           <w:ilvl w:val="0"/>
-          <w:numId w:val="1004"/>
+          <w:numId w:val="1005"/>
         </w:numPr>
         <w:pStyle w:val="Compact"/>
       </w:pPr>
@@ -40523,7 +43014,7 @@
       <w:pPr>
         <w:numPr>
           <w:ilvl w:val="0"/>
-          <w:numId w:val="1004"/>
+          <w:numId w:val="1005"/>
         </w:numPr>
         <w:pStyle w:val="Compact"/>
       </w:pPr>
@@ -40545,7 +43036,7 @@
       <w:pPr>
         <w:numPr>
           <w:ilvl w:val="0"/>
-          <w:numId w:val="1004"/>
+          <w:numId w:val="1005"/>
         </w:numPr>
         <w:pStyle w:val="Compact"/>
       </w:pPr>
@@ -40657,7 +43148,7 @@
       <w:pPr>
         <w:numPr>
           <w:ilvl w:val="0"/>
-          <w:numId w:val="1004"/>
+          <w:numId w:val="1005"/>
         </w:numPr>
         <w:pStyle w:val="Compact"/>
       </w:pPr>
@@ -41132,7 +43623,7 @@
       <w:pPr>
         <w:numPr>
           <w:ilvl w:val="0"/>
-          <w:numId w:val="1005"/>
+          <w:numId w:val="1006"/>
         </w:numPr>
         <w:pStyle w:val="Compact"/>
       </w:pPr>
@@ -41144,7 +43635,7 @@
       <w:pPr>
         <w:numPr>
           <w:ilvl w:val="0"/>
-          <w:numId w:val="1005"/>
+          <w:numId w:val="1006"/>
         </w:numPr>
         <w:pStyle w:val="Compact"/>
       </w:pPr>
@@ -41156,7 +43647,7 @@
       <w:pPr>
         <w:numPr>
           <w:ilvl w:val="0"/>
-          <w:numId w:val="1005"/>
+          <w:numId w:val="1006"/>
         </w:numPr>
         <w:pStyle w:val="Compact"/>
       </w:pPr>
@@ -41245,7 +43736,7 @@
       <w:pPr>
         <w:numPr>
           <w:ilvl w:val="0"/>
-          <w:numId w:val="1005"/>
+          <w:numId w:val="1006"/>
         </w:numPr>
         <w:pStyle w:val="Compact"/>
       </w:pPr>
@@ -47858,7 +50349,7 @@
       <w:pPr>
         <w:numPr>
           <w:ilvl w:val="0"/>
-          <w:numId w:val="1006"/>
+          <w:numId w:val="1007"/>
         </w:numPr>
         <w:pStyle w:val="Compact"/>
       </w:pPr>
@@ -47874,119 +50365,6 @@
       </w:r>
       <w:r>
         <w:t xml:space="preserve">identical to better than 10⁻⁷ in every kinematic and dynamic quantity (Table 22). Two completely different formulations agreeing this closely confirms both. The mean driving torque over a cycle is 0.0000 N·m, i.e. zero. This is correct physics: with no load and no friction, the energy the motor puts in during part of the cycle is returned during the rest.</w:t>
-      </w:r>
-    </w:p>
-    <w:p>
-      <w:pPr>
-        <w:numPr>
-          <w:ilvl w:val="0"/>
-          <w:numId w:val="1006"/>
-        </w:numPr>
-        <w:pStyle w:val="Compact"/>
-      </w:pPr>
-      <w:r>
-        <w:rPr>
-          <w:bCs/>
-          <w:b/>
-        </w:rPr>
-        <w:t xml:space="preserve">Computational vs graphical:</w:t>
-      </w:r>
-      <w:r>
-        <w:t xml:space="preserve"> </w:t>
-      </w:r>
-      <w:r>
-        <w:t xml:space="preserve">within the drawing accuracy (Table 16), ≤ 0.8 % for velocities and ≤ 0.2 % for accelerations.</w:t>
-      </w:r>
-    </w:p>
-    <w:p>
-      <w:pPr>
-        <w:numPr>
-          <w:ilvl w:val="0"/>
-          <w:numId w:val="1006"/>
-        </w:numPr>
-        <w:pStyle w:val="Compact"/>
-      </w:pPr>
-      <w:r>
-        <w:rPr>
-          <w:bCs/>
-          <w:b/>
-        </w:rPr>
-        <w:t xml:space="preserve">Gravity.</w:t>
-      </w:r>
-      <w:r>
-        <w:t xml:space="preserve"> </w:t>
-      </w:r>
-      <w:r>
-        <w:t xml:space="preserve">Working Model has gravity switched on by default. Including it changes T₁₂ by at most 6.24 N·m and the side load by at most 17.7 N (at 60°: T₁₂ = 167.38 N·m, F₁₆y = −197.0 N). Switch gravity</w:t>
-      </w:r>
-      <w:r>
-        <w:t xml:space="preserve"> </w:t>
-      </w:r>
-      <w:r>
-        <w:rPr>
-          <w:bCs/>
-          <w:b/>
-        </w:rPr>
-        <w:t xml:space="preserve">off</w:t>
-      </w:r>
-      <w:r>
-        <w:t xml:space="preserve"> </w:t>
-      </w:r>
-      <w:r>
-        <w:t xml:space="preserve">(World ▸ Gravity ▸ None) when comparing with the matrix method.</w:t>
-      </w:r>
-    </w:p>
-    <w:p>
-      <w:pPr>
-        <w:numPr>
-          <w:ilvl w:val="0"/>
-          <w:numId w:val="1006"/>
-        </w:numPr>
-        <w:pStyle w:val="Compact"/>
-      </w:pPr>
-      <w:r>
-        <w:rPr>
-          <w:bCs/>
-          <w:b/>
-        </w:rPr>
-        <w:t xml:space="preserve">Friction.</w:t>
-      </w:r>
-      <w:r>
-        <w:t xml:space="preserve"> </w:t>
-      </w:r>
-      <w:r>
-        <w:t xml:space="preserve">With μ = 0.3 the torque peak rises to 196.1 N·m and the mean torque becomes 3.66 N·m, the friction loss. The side load jumps when the slider reverses (θ₂ = 10.4° and 176.8°), because the friction force changes direction.</w:t>
-      </w:r>
-    </w:p>
-    <w:p>
-      <w:pPr>
-        <w:numPr>
-          <w:ilvl w:val="0"/>
-          <w:numId w:val="1006"/>
-        </w:numPr>
-        <w:pStyle w:val="Compact"/>
-      </w:pPr>
-      <w:r>
-        <w:rPr>
-          <w:bCs/>
-          <w:b/>
-        </w:rPr>
-        <w:t xml:space="preserve">Expected WM differences.</w:t>
-      </w:r>
-      <w:r>
-        <w:t xml:space="preserve"> </w:t>
-      </w:r>
-      <w:r>
-        <w:t xml:space="preserve">A real WM run typically differs from the analytical values by 0.1–1 %. The reasons are its integrator and animation step, meter rounding, gravity being left on, or measuring at a body’s mass centre instead of at the joint. The FAQ notes that simulated results about 50 % lower than the analytical ones are the typical symptom of measuring at the COM. Put point elements on the joints before measuring.</w:t>
-      </w:r>
-    </w:p>
-    <w:bookmarkStart w:id="79" w:name="Xf971392f8e3a70aea4abc2bc5aa228b0c2b305b"/>
-    <w:p>
-      <w:pPr>
-        <w:pStyle w:val="Heading2"/>
-      </w:pPr>
-      <w:r>
-        <w:t xml:space="preserve">7.1 How to build this model in Working Model 2D</w:t>
       </w:r>
     </w:p>
     <w:p>
@@ -48002,13 +50380,13 @@
           <w:bCs/>
           <w:b/>
         </w:rPr>
-        <w:t xml:space="preserve">Set up:</w:t>
+        <w:t xml:space="preserve">Computational vs graphical:</w:t>
       </w:r>
       <w:r>
         <w:t xml:space="preserve"> </w:t>
       </w:r>
       <w:r>
-        <w:t xml:space="preserve">View ▸ Workspace: tick Grid Lines and X,Y Axes. View ▸ Numbers and Units: SI (degrees); More Choices ▸ Rot. Velocity = rev/min (to show rpm). World ▸ Gravity: None (for comparison with Section 6).</w:t>
+        <w:t xml:space="preserve">within the drawing accuracy (Table 16), ≤ 0.8 % for velocities and ≤ 0.2 % for accelerations.</w:t>
       </w:r>
     </w:p>
     <w:p>
@@ -48024,13 +50402,29 @@
           <w:bCs/>
           <w:b/>
         </w:rPr>
-        <w:t xml:space="preserve">Draw the bodies at θ₂ = 60°</w:t>
+        <w:t xml:space="preserve">Gravity.</w:t>
       </w:r>
       <w:r>
         <w:t xml:space="preserve"> </w:t>
       </w:r>
       <w:r>
-        <w:t xml:space="preserve">using the coordinates below (origin at O). Draw links 2, 4 and 5 as thin rectangles (e.g. 10 mm wide) between their joint points, link 3 as a polygon A-B-C, and the slider as a small rectangle at D. The ground parts are anchored (anchor tool): pivot O, pivot E and the slider track at y = −H.</w:t>
+        <w:t xml:space="preserve">Working Model has gravity switched on by default. Including it changes T₁₂ by at most 6.24 N·m and the side load by at most 17.7 N (at 60°: T₁₂ = 167.38 N·m, F₁₆y = −197.0 N). Switch gravity</w:t>
+      </w:r>
+      <w:r>
+        <w:t xml:space="preserve"> </w:t>
+      </w:r>
+      <w:r>
+        <w:rPr>
+          <w:bCs/>
+          <w:b/>
+        </w:rPr>
+        <w:t xml:space="preserve">off</w:t>
+      </w:r>
+      <w:r>
+        <w:t xml:space="preserve"> </w:t>
+      </w:r>
+      <w:r>
+        <w:t xml:space="preserve">(World ▸ Gravity ▸ None) when comparing with the matrix method.</w:t>
       </w:r>
     </w:p>
     <w:p>
@@ -48046,13 +50440,13 @@
           <w:bCs/>
           <w:b/>
         </w:rPr>
-        <w:t xml:space="preserve">Mass properties (Window ▸ Properties):</w:t>
+        <w:t xml:space="preserve">Friction.</w:t>
       </w:r>
       <w:r>
         <w:t xml:space="preserve"> </w:t>
       </w:r>
       <w:r>
-        <w:t xml:space="preserve">enter the masses and moments of inertia of Table 3. Link 3’s centre of mass must be at G₃, not at the polygon centroid: in Window ▸ Geometry set the COM offset. At the drawn position, G₃ − centroid = (−10.55, −19.99) mm in global axes (convert to the body’s own axes if the polygon was drawn rotated).</w:t>
+        <w:t xml:space="preserve">With μ = 0.3 the torque peak rises to 196.1 N·m and the mean torque becomes 3.66 N·m, the friction loss. The side load jumps when the slider reverses (θ₂ = 10.4° and 176.8°), because the friction force changes direction.</w:t>
       </w:r>
     </w:p>
     <w:p>
@@ -48068,20 +50462,117 @@
           <w:bCs/>
           <w:b/>
         </w:rPr>
-        <w:t xml:space="preserve">Joints:</w:t>
+        <w:t xml:space="preserve">Expected WM differences.</w:t>
       </w:r>
       <w:r>
         <w:t xml:space="preserve"> </w:t>
       </w:r>
       <w:r>
-        <w:t xml:space="preserve">pin joints at O (link 2–ground), A (2–3), B (3–4), E (4–ground), C (3–5) and D (5–6); a keyed slot joint between the slider and the horizontal track. Select all links ▸ Object ▸ Do Not Collide (FAQ).</w:t>
+        <w:t xml:space="preserve">A real WM run typically differs from the analytical values by 0.1–1 %. The reasons are its integrator and animation step, meter rounding, gravity being left on, or measuring at a body’s mass centre instead of at the joint. The FAQ notes that simulated results about 50 % lower than the analytical ones are the typical symptom of measuring at the COM. Put point elements on the joints before measuring.</w:t>
+      </w:r>
+    </w:p>
+    <w:bookmarkStart w:id="79" w:name="Xf971392f8e3a70aea4abc2bc5aa228b0c2b305b"/>
+    <w:p>
+      <w:pPr>
+        <w:pStyle w:val="Heading2"/>
+      </w:pPr>
+      <w:r>
+        <w:t xml:space="preserve">7.1 How to build this model in Working Model 2D</w:t>
       </w:r>
     </w:p>
     <w:p>
       <w:pPr>
         <w:numPr>
           <w:ilvl w:val="0"/>
-          <w:numId w:val="1007"/>
+          <w:numId w:val="1008"/>
+        </w:numPr>
+        <w:pStyle w:val="Compact"/>
+      </w:pPr>
+      <w:r>
+        <w:rPr>
+          <w:bCs/>
+          <w:b/>
+        </w:rPr>
+        <w:t xml:space="preserve">Set up:</w:t>
+      </w:r>
+      <w:r>
+        <w:t xml:space="preserve"> </w:t>
+      </w:r>
+      <w:r>
+        <w:t xml:space="preserve">View ▸ Workspace: tick Grid Lines and X,Y Axes. View ▸ Numbers and Units: SI (degrees); More Choices ▸ Rot. Velocity = rev/min (to show rpm). World ▸ Gravity: None (for comparison with Section 6).</w:t>
+      </w:r>
+    </w:p>
+    <w:p>
+      <w:pPr>
+        <w:numPr>
+          <w:ilvl w:val="0"/>
+          <w:numId w:val="1008"/>
+        </w:numPr>
+        <w:pStyle w:val="Compact"/>
+      </w:pPr>
+      <w:r>
+        <w:rPr>
+          <w:bCs/>
+          <w:b/>
+        </w:rPr>
+        <w:t xml:space="preserve">Draw the bodies at θ₂ = 60°</w:t>
+      </w:r>
+      <w:r>
+        <w:t xml:space="preserve"> </w:t>
+      </w:r>
+      <w:r>
+        <w:t xml:space="preserve">using the coordinates below (origin at O). Draw links 2, 4 and 5 as thin rectangles (e.g. 10 mm wide) between their joint points, link 3 as a polygon A-B-C, and the slider as a small rectangle at D. The ground parts are anchored (anchor tool): pivot O, pivot E and the slider track at y = −H.</w:t>
+      </w:r>
+    </w:p>
+    <w:p>
+      <w:pPr>
+        <w:numPr>
+          <w:ilvl w:val="0"/>
+          <w:numId w:val="1008"/>
+        </w:numPr>
+        <w:pStyle w:val="Compact"/>
+      </w:pPr>
+      <w:r>
+        <w:rPr>
+          <w:bCs/>
+          <w:b/>
+        </w:rPr>
+        <w:t xml:space="preserve">Mass properties (Window ▸ Properties):</w:t>
+      </w:r>
+      <w:r>
+        <w:t xml:space="preserve"> </w:t>
+      </w:r>
+      <w:r>
+        <w:t xml:space="preserve">enter the masses and moments of inertia of Table 3. Link 3’s centre of mass must be at G₃, not at the polygon centroid: in Window ▸ Geometry set the COM offset. At the drawn position, G₃ − centroid = (−10.55, −19.99) mm in global axes (convert to the body’s own axes if the polygon was drawn rotated).</w:t>
+      </w:r>
+    </w:p>
+    <w:p>
+      <w:pPr>
+        <w:numPr>
+          <w:ilvl w:val="0"/>
+          <w:numId w:val="1008"/>
+        </w:numPr>
+        <w:pStyle w:val="Compact"/>
+      </w:pPr>
+      <w:r>
+        <w:rPr>
+          <w:bCs/>
+          <w:b/>
+        </w:rPr>
+        <w:t xml:space="preserve">Joints:</w:t>
+      </w:r>
+      <w:r>
+        <w:t xml:space="preserve"> </w:t>
+      </w:r>
+      <w:r>
+        <w:t xml:space="preserve">pin joints at O (link 2–ground), A (2–3), B (3–4), E (4–ground), C (3–5) and D (5–6); a keyed slot joint between the slider and the horizontal track. Select all links ▸ Object ▸ Do Not Collide (FAQ).</w:t>
+      </w:r>
+    </w:p>
+    <w:p>
+      <w:pPr>
+        <w:numPr>
+          <w:ilvl w:val="0"/>
+          <w:numId w:val="1008"/>
         </w:numPr>
         <w:pStyle w:val="Compact"/>
       </w:pPr>
@@ -48103,7 +50594,7 @@
       <w:pPr>
         <w:numPr>
           <w:ilvl w:val="0"/>
-          <w:numId w:val="1007"/>
+          <w:numId w:val="1008"/>
         </w:numPr>
         <w:pStyle w:val="Compact"/>
       </w:pPr>
@@ -48137,7 +50628,7 @@
       <w:pPr>
         <w:numPr>
           <w:ilvl w:val="0"/>
-          <w:numId w:val="1007"/>
+          <w:numId w:val="1008"/>
         </w:numPr>
         <w:pStyle w:val="Compact"/>
       </w:pPr>
@@ -53702,7 +56193,7 @@
       <w:pPr>
         <w:numPr>
           <w:ilvl w:val="0"/>
-          <w:numId w:val="1008"/>
+          <w:numId w:val="1009"/>
         </w:numPr>
         <w:pStyle w:val="Compact"/>
       </w:pPr>
@@ -53724,111 +56215,6 @@
       </w:r>
       <w:r>
         <w:t xml:space="preserve">counterweights remove all of the shaking force except the slider’s reciprocating part. The RMS falls by 77 % and the peak by 73 %, and the remaining force is purely horizontal, which is easier to absorb in the machine frame. The shaking moment also falls, by 48 % in peak.</w:t>
-      </w:r>
-    </w:p>
-    <w:p>
-      <w:pPr>
-        <w:numPr>
-          <w:ilvl w:val="0"/>
-          <w:numId w:val="1008"/>
-        </w:numPr>
-        <w:pStyle w:val="Compact"/>
-      </w:pPr>
-      <w:r>
-        <w:t xml:space="preserve">The</w:t>
-      </w:r>
-      <w:r>
-        <w:t xml:space="preserve"> </w:t>
-      </w:r>
-      <w:r>
-        <w:rPr>
-          <w:bCs/>
-          <w:b/>
-        </w:rPr>
-        <w:t xml:space="preserve">least-squares optimum</w:t>
-      </w:r>
-      <w:r>
-        <w:t xml:space="preserve"> </w:t>
-      </w:r>
-      <w:r>
-        <w:t xml:space="preserve">cuts the RMS shaking force by 87 %. It does so by over-balancing the crank and rocker slightly, so that part of the reciprocating force is cancelled at the cost of a small vertical component.</w:t>
-      </w:r>
-    </w:p>
-    <w:p>
-      <w:pPr>
-        <w:numPr>
-          <w:ilvl w:val="0"/>
-          <w:numId w:val="1008"/>
-        </w:numPr>
-        <w:pStyle w:val="Compact"/>
-      </w:pPr>
-      <w:r>
-        <w:rPr>
-          <w:bCs/>
-          <w:b/>
-        </w:rPr>
-        <w:t xml:space="preserve">Costs.</w:t>
-      </w:r>
-      <w:r>
-        <w:t xml:space="preserve"> </w:t>
-      </w:r>
-      <w:r>
-        <w:t xml:space="preserve">About 13.7 kg of counterweights is added to a mechanism whose moving links weigh 7.7 kg. The driving-torque range grows from ±185 to −240 … +217 N·m, and the bearings at O and E carry the counterweight inertia. A flywheel on the crank shaft is recommended to keep the speed constant, and the bearings should be sized for the larger loads.</w:t>
-      </w:r>
-    </w:p>
-    <w:p>
-      <w:pPr>
-        <w:numPr>
-          <w:ilvl w:val="0"/>
-          <w:numId w:val="1008"/>
-        </w:numPr>
-        <w:pStyle w:val="Compact"/>
-      </w:pPr>
-      <w:r>
-        <w:rPr>
-          <w:bCs/>
-          <w:b/>
-        </w:rPr>
-        <w:t xml:space="preserve">Complete balancing</w:t>
-      </w:r>
-      <w:r>
-        <w:t xml:space="preserve"> </w:t>
-      </w:r>
-      <w:r>
-        <w:t xml:space="preserve">would also require cancelling the reciprocating force. One option is a mirror-image second slider driven 180° out of phase from the same crank (an opposed arrangement). Another is a dedicated balancing slider. A counter-rotating inertia geared to the crank can remove the shaking moment. These add complexity, and are worthwhile only if the residual of about 374 N peak is still too large for the application.</w:t>
-      </w:r>
-    </w:p>
-    <w:p>
-      <w:pPr>
-        <w:numPr>
-          <w:ilvl w:val="0"/>
-          <w:numId w:val="1008"/>
-        </w:numPr>
-        <w:pStyle w:val="Compact"/>
-      </w:pPr>
-      <w:r>
-        <w:rPr>
-          <w:bCs/>
-          <w:b/>
-        </w:rPr>
-        <w:t xml:space="preserve">Recommended strategy:</w:t>
-      </w:r>
-      <w:r>
-        <w:t xml:space="preserve"> </w:t>
-      </w:r>
-      <w:r>
-        <w:t xml:space="preserve">fit Berkof–Lowen counterweights on links 2 and 4, then trim the crank counterweight towards the least-squares value, plus a flywheel. This removes most of the shaking force with two simple parts and keeps the remaining force horizontal.</w:t>
-      </w:r>
-    </w:p>
-    <w:bookmarkEnd w:id="90"/>
-    <w:bookmarkEnd w:id="91"/>
-    <w:bookmarkStart w:id="92" w:name="conclusions"/>
-    <w:p>
-      <w:pPr>
-        <w:pStyle w:val="Heading1"/>
-      </w:pPr>
-      <w:r>
-        <w:t xml:space="preserve">Conclusions</w:t>
       </w:r>
     </w:p>
     <w:p>
@@ -53840,7 +56226,23 @@
         <w:pStyle w:val="Compact"/>
       </w:pPr>
       <w:r>
-        <w:t xml:space="preserve">The selected dimensions (AB = 660 mm, BE = 360 mm) satisfy the course selection rules and Grashof’s criterion. The mechanism is a crank–rocker driving a slider through a 299.1 mm stroke with a quick-return ratio of 1.16, and the transmission angle never falls below 54.8°.</w:t>
+        <w:t xml:space="preserve">The</w:t>
+      </w:r>
+      <w:r>
+        <w:t xml:space="preserve"> </w:t>
+      </w:r>
+      <w:r>
+        <w:rPr>
+          <w:bCs/>
+          <w:b/>
+        </w:rPr>
+        <w:t xml:space="preserve">least-squares optimum</w:t>
+      </w:r>
+      <w:r>
+        <w:t xml:space="preserve"> </w:t>
+      </w:r>
+      <w:r>
+        <w:t xml:space="preserve">cuts the RMS shaking force by 87 %. It does so by over-balancing the crank and rocker slightly, so that part of the reciprocating force is cancelled at the cost of a small vertical component.</w:t>
       </w:r>
     </w:p>
     <w:p>
@@ -53852,7 +56254,17 @@
         <w:pStyle w:val="Compact"/>
       </w:pPr>
       <w:r>
-        <w:t xml:space="preserve">At θ₂ = 60° the slider moves left at 7.012 m/s and is still speeding up (a_D = 181.2 m/s² to the left), and the links’ angular velocities are ω₃ = 8.22 rad/s CW, ω₄ = 12.60 rad/s CCW and ω₅ = 1.40 rad/s CW. The angular accelerations are α₃ = 432.8, α₄ = 1,059.2 and α₅ = 248.2 rad/s², all CCW.</w:t>
+        <w:rPr>
+          <w:bCs/>
+          <w:b/>
+        </w:rPr>
+        <w:t xml:space="preserve">Costs.</w:t>
+      </w:r>
+      <w:r>
+        <w:t xml:space="preserve"> </w:t>
+      </w:r>
+      <w:r>
+        <w:t xml:space="preserve">About 13.7 kg of counterweights is added to a mechanism whose moving links weigh 7.7 kg. The driving-torque range grows from ±185 to −240 … +217 N·m, and the bearings at O and E carry the counterweight inertia. A flywheel on the crank shaft is recommended to keep the speed constant, and the bearings should be sized for the larger loads.</w:t>
       </w:r>
     </w:p>
     <w:p>
@@ -53864,7 +56276,17 @@
         <w:pStyle w:val="Compact"/>
       </w:pPr>
       <w:r>
-        <w:t xml:space="preserve">The four independent methods (graphical polygons, instantaneous centres, analytical vector loops and the computational model) agree, within 0.8 % (velocity) and 0.2 % (acceleration) for drawings read at ruler precision, and to 10⁻⁷ between the analytical and computational models.</w:t>
+        <w:rPr>
+          <w:bCs/>
+          <w:b/>
+        </w:rPr>
+        <w:t xml:space="preserve">Complete balancing</w:t>
+      </w:r>
+      <w:r>
+        <w:t xml:space="preserve"> </w:t>
+      </w:r>
+      <w:r>
+        <w:t xml:space="preserve">would also require cancelling the reciprocating force. One option is a mirror-image second slider driven 180° out of phase from the same crank (an opposed arrangement). Another is a dedicated balancing slider. A counter-rotating inertia geared to the crank can remove the shaking moment. These add complexity, and are worthwhile only if the residual of about 374 N peak is still too large for the application.</w:t>
       </w:r>
     </w:p>
     <w:p>
@@ -53876,29 +56298,28 @@
         <w:pStyle w:val="Compact"/>
       </w:pPr>
       <w:r>
-        <w:t xml:space="preserve">At θ₂ = 60° the matrix method gives a driving torque of 166.0 N·m and a largest pin force of 1,590 N at the crank bearing. Over a revolution the torque swings ±185 N·m and the crank bearing peaks at 2,925 N.</w:t>
+        <w:rPr>
+          <w:bCs/>
+          <w:b/>
+        </w:rPr>
+        <w:t xml:space="preserve">Recommended strategy:</w:t>
+      </w:r>
+      <w:r>
+        <w:t xml:space="preserve"> </w:t>
+      </w:r>
+      <w:r>
+        <w:t xml:space="preserve">fit Berkof–Lowen counterweights on links 2 and 4, then trim the crank counterweight towards the least-squares value, plus a flywheel. This removes most of the shaking force with two simple parts and keeps the remaining force horizontal.</w:t>
       </w:r>
     </w:p>
-    <w:p>
-      <w:pPr>
-        <w:numPr>
-          <w:ilvl w:val="0"/>
-          <w:numId w:val="1009"/>
-        </w:numPr>
-        <w:pStyle w:val="Compact"/>
-      </w:pPr>
-      <w:r>
-        <w:t xml:space="preserve">The unbalanced shaking force (up to 3,074 N) can be reduced by 87 % (RMS) with two counterweights. The residual reciprocating force of the slider can only be removed with an opposed or balancing slider.</w:t>
-      </w:r>
-    </w:p>
-    <w:bookmarkEnd w:id="92"/>
-    <w:bookmarkStart w:id="93" w:name="references"/>
+    <w:bookmarkEnd w:id="90"/>
+    <w:bookmarkEnd w:id="91"/>
+    <w:bookmarkStart w:id="92" w:name="conclusions"/>
     <w:p>
       <w:pPr>
         <w:pStyle w:val="Heading1"/>
       </w:pPr>
       <w:r>
-        <w:t xml:space="preserve">References</w:t>
+        <w:t xml:space="preserve">Conclusions</w:t>
       </w:r>
     </w:p>
     <w:p>
@@ -53910,20 +56331,7 @@
         <w:pStyle w:val="Compact"/>
       </w:pPr>
       <w:r>
-        <w:t xml:space="preserve">Alam, F. (2026)</w:t>
-      </w:r>
-      <w:r>
-        <w:t xml:space="preserve"> </w:t>
-      </w:r>
-      <w:r>
-        <w:rPr>
-          <w:iCs/>
-          <w:i/>
-        </w:rPr>
-        <w:t xml:space="preserve">MIET1077 Mechanics of Machines — Lecture &amp; Tutorial notes</w:t>
-      </w:r>
-      <w:r>
-        <w:t xml:space="preserve">, Weeks 1 (Introduction, graphical position analysis, Grashof principle, major-assignment parameters), 3 (graphical velocity &amp; acceleration), 4/5 (instantaneous centre method), 7 (analytical method), 9 (dynamic force analysis) and 10 (balancing). RMIT University.</w:t>
+        <w:t xml:space="preserve">The selected dimensions (AB = 660 mm, BE = 360 mm) satisfy the course selection rules and Grashof’s criterion. The mechanism is a crank–rocker driving a slider through a 299.1 mm stroke with a quick-return ratio of 1.16, and the transmission angle never falls below 54.8°.</w:t>
       </w:r>
     </w:p>
     <w:p>
@@ -53935,36 +56343,7 @@
         <w:pStyle w:val="Compact"/>
       </w:pPr>
       <w:r>
-        <w:t xml:space="preserve">RMIT University (2026)</w:t>
-      </w:r>
-      <w:r>
-        <w:t xml:space="preserve"> </w:t>
-      </w:r>
-      <w:r>
-        <w:rPr>
-          <w:iCs/>
-          <w:i/>
-        </w:rPr>
-        <w:t xml:space="preserve">MIET1077 Supplementary Material — guide to the sample-assignment explanation video</w:t>
-      </w:r>
-      <w:r>
-        <w:t xml:space="preserve"> </w:t>
-      </w:r>
-      <w:r>
-        <w:t xml:space="preserve">and</w:t>
-      </w:r>
-      <w:r>
-        <w:t xml:space="preserve"> </w:t>
-      </w:r>
-      <w:r>
-        <w:rPr>
-          <w:iCs/>
-          <w:i/>
-        </w:rPr>
-        <w:t xml:space="preserve">Supplementary Document 2: FAQ on the Working Model 2D software</w:t>
-      </w:r>
-      <w:r>
-        <w:t xml:space="preserve">.</w:t>
+        <w:t xml:space="preserve">At θ₂ = 60° the slider moves left at 7.012 m/s and is still speeding up (a_D = 181.2 m/s² to the left), and the links’ angular velocities are ω₃ = 8.22 rad/s CW, ω₄ = 12.60 rad/s CCW and ω₅ = 1.40 rad/s CW. The angular accelerations are α₃ = 432.8, α₄ = 1,059.2 and α₅ = 248.2 rad/s², all CCW.</w:t>
       </w:r>
     </w:p>
     <w:p>
@@ -53976,20 +56355,7 @@
         <w:pStyle w:val="Compact"/>
       </w:pPr>
       <w:r>
-        <w:t xml:space="preserve">Subic, A. and Alam, F. (2010)</w:t>
-      </w:r>
-      <w:r>
-        <w:t xml:space="preserve"> </w:t>
-      </w:r>
-      <w:r>
-        <w:rPr>
-          <w:iCs/>
-          <w:i/>
-        </w:rPr>
-        <w:t xml:space="preserve">Mechanics of Machines 2</w:t>
-      </w:r>
-      <w:r>
-        <w:t xml:space="preserve">. RMIT University, Melbourne.</w:t>
+        <w:t xml:space="preserve">The four independent methods (graphical polygons, instantaneous centres, analytical vector loops and the computational model) agree, within 0.8 % (velocity) and 0.2 % (acceleration) for drawings read at ruler precision, and to 10⁻⁷ between the analytical and computational models.</w:t>
       </w:r>
     </w:p>
     <w:p>
@@ -54001,20 +56367,7 @@
         <w:pStyle w:val="Compact"/>
       </w:pPr>
       <w:r>
-        <w:t xml:space="preserve">Mabie, H.H. and Reinholtz, C.F. (1987)</w:t>
-      </w:r>
-      <w:r>
-        <w:t xml:space="preserve"> </w:t>
-      </w:r>
-      <w:r>
-        <w:rPr>
-          <w:iCs/>
-          <w:i/>
-        </w:rPr>
-        <w:t xml:space="preserve">Mechanisms and Dynamics of Machinery</w:t>
-      </w:r>
-      <w:r>
-        <w:t xml:space="preserve">, 4th edn. John Wiley &amp; Sons, New York.</w:t>
+        <w:t xml:space="preserve">At θ₂ = 60° the matrix method gives a driving torque of 166.0 N·m and a largest pin force of 1,590 N at the crank bearing. Over a revolution the torque swings ±185 N·m and the crank bearing peaks at 2,925 N.</w:t>
       </w:r>
     </w:p>
     <w:p>
@@ -54026,119 +56379,17 @@
         <w:pStyle w:val="Compact"/>
       </w:pPr>
       <w:r>
-        <w:t xml:space="preserve">Norton, R.L. (2012)</w:t>
-      </w:r>
-      <w:r>
-        <w:t xml:space="preserve"> </w:t>
-      </w:r>
-      <w:r>
-        <w:rPr>
-          <w:iCs/>
-          <w:i/>
-        </w:rPr>
-        <w:t xml:space="preserve">Design of Machinery: An Introduction to the Synthesis and Analysis of Mechanisms and Machines</w:t>
-      </w:r>
-      <w:r>
-        <w:t xml:space="preserve">, 5th edn. McGraw-Hill, New York.</w:t>
+        <w:t xml:space="preserve">The unbalanced shaking force (up to 3,074 N) can be reduced by 87 % (RMS) with two counterweights. The residual reciprocating force of the slider can only be removed with an opposed or balancing slider.</w:t>
       </w:r>
     </w:p>
-    <w:p>
-      <w:pPr>
-        <w:numPr>
-          <w:ilvl w:val="0"/>
-          <w:numId w:val="1010"/>
-        </w:numPr>
-        <w:pStyle w:val="Compact"/>
-      </w:pPr>
-      <w:r>
-        <w:t xml:space="preserve">Uicker, J.J., Pennock, G.R. and Shigley, J.E. (2017)</w:t>
-      </w:r>
-      <w:r>
-        <w:t xml:space="preserve"> </w:t>
-      </w:r>
-      <w:r>
-        <w:rPr>
-          <w:iCs/>
-          <w:i/>
-        </w:rPr>
-        <w:t xml:space="preserve">Theory of Machines and Mechanisms</w:t>
-      </w:r>
-      <w:r>
-        <w:t xml:space="preserve">, 5th edn. Oxford University Press, New York.</w:t>
-      </w:r>
-    </w:p>
-    <w:p>
-      <w:pPr>
-        <w:numPr>
-          <w:ilvl w:val="0"/>
-          <w:numId w:val="1010"/>
-        </w:numPr>
-        <w:pStyle w:val="Compact"/>
-      </w:pPr>
-      <w:r>
-        <w:t xml:space="preserve">Berkof, R.S. and Lowen, G.G. (1969)</w:t>
-      </w:r>
-      <w:r>
-        <w:t xml:space="preserve"> </w:t>
-      </w:r>
-      <w:r>
-        <w:t xml:space="preserve">‘</w:t>
-      </w:r>
-      <w:r>
-        <w:t xml:space="preserve">A new method for completely force balancing simple linkages</w:t>
-      </w:r>
-      <w:r>
-        <w:t xml:space="preserve">’</w:t>
-      </w:r>
-      <w:r>
-        <w:t xml:space="preserve">,</w:t>
-      </w:r>
-      <w:r>
-        <w:t xml:space="preserve"> </w:t>
-      </w:r>
-      <w:r>
-        <w:rPr>
-          <w:iCs/>
-          <w:i/>
-        </w:rPr>
-        <w:t xml:space="preserve">Journal of Engineering for Industry</w:t>
-      </w:r>
-      <w:r>
-        <w:t xml:space="preserve">, 91(1), pp. 21–26.</w:t>
-      </w:r>
-    </w:p>
-    <w:bookmarkEnd w:id="93"/>
-    <w:bookmarkStart w:id="94" w:name="appendixA"/>
+    <w:bookmarkEnd w:id="92"/>
+    <w:bookmarkStart w:id="93" w:name="references"/>
     <w:p>
       <w:pPr>
         <w:pStyle w:val="Heading1"/>
       </w:pPr>
       <w:r>
-        <w:t xml:space="preserve">Appendix A – Notes on the lecture examples</w:t>
-      </w:r>
-    </w:p>
-    <w:p>
-      <w:pPr>
-        <w:pStyle w:val="FirstParagraph"/>
-      </w:pPr>
-      <w:r>
-        <w:t xml:space="preserve">While checking this solution against the lecture material, three slips were found in the worked examples. They are listed here so that they do not cause confusion; the</w:t>
-      </w:r>
-      <w:r>
-        <w:t xml:space="preserve"> </w:t>
-      </w:r>
-      <w:r>
-        <w:rPr>
-          <w:iCs/>
-          <w:i/>
-        </w:rPr>
-        <w:t xml:space="preserve">methods and formulas</w:t>
-      </w:r>
-      <w:r>
-        <w:t xml:space="preserve"> </w:t>
-      </w:r>
-      <w:r>
-        <w:t xml:space="preserve">in the notes are correct.</w:t>
+        <w:t xml:space="preserve">References</w:t>
       </w:r>
     </w:p>
     <w:p>
@@ -54150,30 +56401,20 @@
         <w:pStyle w:val="Compact"/>
       </w:pPr>
       <w:r>
+        <w:t xml:space="preserve">Alam, F. (2026)</w:t>
+      </w:r>
+      <w:r>
+        <w:t xml:space="preserve"> </w:t>
+      </w:r>
+      <w:r>
         <w:rPr>
-          <w:bCs/>
-          <w:b/>
+          <w:iCs/>
+          <w:i/>
         </w:rPr>
-        <w:t xml:space="preserve">Week 7, four-bar position example</w:t>
-      </w:r>
-      <w:r>
-        <w:t xml:space="preserve"> </w:t>
-      </w:r>
-      <w:r>
-        <w:t xml:space="preserve">(a = 40, b = 120, c = 80, d = 100 mm, θ₂ = 40°). The handwritten result gives θ₄(open) = 98° and θ₄(crossed) = −57°. Substituting back into the loop shows |AB| = 79 mm for θ₄ = 98°, not 120 mm. The slip is the extra minus sign written in front of 2 tan⁻¹(…). Without it, the two roots of the same quadratic are θ₄ = −98.0° and θ₄ =</w:t>
-      </w:r>
-      <w:r>
-        <w:t xml:space="preserve"> </w:t>
-      </w:r>
-      <w:r>
-        <w:rPr>
-          <w:bCs/>
-          <w:b/>
-        </w:rPr>
-        <w:t xml:space="preserve">+57.3°</w:t>
-      </w:r>
-      <w:r>
-        <w:t xml:space="preserve">, and the root that pairs with θ₃ = 20.2° (the configuration used in the velocity and acceleration examples) is θ₄ = 57.3°; the other pair is θ₃ = −60.9°, θ₄ = −98.0°.</w:t>
+        <w:t xml:space="preserve">MIET1077 Mechanics of Machines — Lecture &amp; Tutorial notes</w:t>
+      </w:r>
+      <w:r>
+        <w:t xml:space="preserve">, Weeks 1 (Introduction, graphical position analysis, Grashof principle, major-assignment parameters), 3 (graphical velocity &amp; acceleration), 4/5 (instantaneous centre method), 7 (analytical method), 9 (dynamic force analysis) and 10 (balancing). RMIT University.</w:t>
       </w:r>
     </w:p>
     <w:p>
@@ -54185,59 +56426,36 @@
         <w:pStyle w:val="Compact"/>
       </w:pPr>
       <w:r>
+        <w:t xml:space="preserve">RMIT University (2026)</w:t>
+      </w:r>
+      <w:r>
+        <w:t xml:space="preserve"> </w:t>
+      </w:r>
+      <w:r>
         <w:rPr>
-          <w:bCs/>
-          <w:b/>
+          <w:iCs/>
+          <w:i/>
         </w:rPr>
-        <w:t xml:space="preserve">Week 7, velocity example</w:t>
+        <w:t xml:space="preserve">MIET1077 Supplementary Material — guide to the sample-assignment explanation video</w:t>
       </w:r>
       <w:r>
         <w:t xml:space="preserve"> </w:t>
       </w:r>
       <w:r>
-        <w:t xml:space="preserve">(ω₂ = 25 rad/s). ω₄ is evaluated with sin(40° − 23.3°) instead of sin(40° − 20.3°). The correct value is ω₄ =</w:t>
+        <w:t xml:space="preserve">and</w:t>
       </w:r>
       <w:r>
         <w:t xml:space="preserve"> </w:t>
       </w:r>
       <w:r>
         <w:rPr>
-          <w:bCs/>
-          <w:b/>
+          <w:iCs/>
+          <w:i/>
         </w:rPr>
-        <w:t xml:space="preserve">7.00 rad/s</w:t>
-      </w:r>
-      <w:r>
-        <w:t xml:space="preserve">, not 5.98 rad/s. The acceleration example inherits this (and uses 45 instead of a = 40 in F), so it should read α₃ ≈</w:t>
-      </w:r>
-      <w:r>
-        <w:t xml:space="preserve"> </w:t>
-      </w:r>
-      <w:r>
-        <w:rPr>
-          <w:bCs/>
-          <w:b/>
-        </w:rPr>
-        <w:t xml:space="preserve">296 rad/s²</w:t>
-      </w:r>
-      <w:r>
-        <w:t xml:space="preserve"> </w:t>
-      </w:r>
-      <w:r>
-        <w:t xml:space="preserve">and α₄ ≈</w:t>
-      </w:r>
-      <w:r>
-        <w:t xml:space="preserve"> </w:t>
-      </w:r>
-      <w:r>
-        <w:rPr>
-          <w:bCs/>
-          <w:b/>
-        </w:rPr>
-        <w:t xml:space="preserve">470 rad/s²</w:t>
-      </w:r>
-      <w:r>
-        <w:t xml:space="preserve">. Both were confirmed by numerical differentiation.</w:t>
+        <w:t xml:space="preserve">Supplementary Document 2: FAQ on the Working Model 2D software</w:t>
+      </w:r>
+      <w:r>
+        <w:t xml:space="preserve">.</w:t>
       </w:r>
     </w:p>
     <w:p>
@@ -54245,6 +56463,279 @@
         <w:numPr>
           <w:ilvl w:val="0"/>
           <w:numId w:val="1011"/>
+        </w:numPr>
+        <w:pStyle w:val="Compact"/>
+      </w:pPr>
+      <w:r>
+        <w:t xml:space="preserve">Subic, A. and Alam, F. (2010)</w:t>
+      </w:r>
+      <w:r>
+        <w:t xml:space="preserve"> </w:t>
+      </w:r>
+      <w:r>
+        <w:rPr>
+          <w:iCs/>
+          <w:i/>
+        </w:rPr>
+        <w:t xml:space="preserve">Mechanics of Machines 2</w:t>
+      </w:r>
+      <w:r>
+        <w:t xml:space="preserve">. RMIT University, Melbourne.</w:t>
+      </w:r>
+    </w:p>
+    <w:p>
+      <w:pPr>
+        <w:numPr>
+          <w:ilvl w:val="0"/>
+          <w:numId w:val="1011"/>
+        </w:numPr>
+        <w:pStyle w:val="Compact"/>
+      </w:pPr>
+      <w:r>
+        <w:t xml:space="preserve">Mabie, H.H. and Reinholtz, C.F. (1987)</w:t>
+      </w:r>
+      <w:r>
+        <w:t xml:space="preserve"> </w:t>
+      </w:r>
+      <w:r>
+        <w:rPr>
+          <w:iCs/>
+          <w:i/>
+        </w:rPr>
+        <w:t xml:space="preserve">Mechanisms and Dynamics of Machinery</w:t>
+      </w:r>
+      <w:r>
+        <w:t xml:space="preserve">, 4th edn. John Wiley &amp; Sons, New York.</w:t>
+      </w:r>
+    </w:p>
+    <w:p>
+      <w:pPr>
+        <w:numPr>
+          <w:ilvl w:val="0"/>
+          <w:numId w:val="1011"/>
+        </w:numPr>
+        <w:pStyle w:val="Compact"/>
+      </w:pPr>
+      <w:r>
+        <w:t xml:space="preserve">Norton, R.L. (2012)</w:t>
+      </w:r>
+      <w:r>
+        <w:t xml:space="preserve"> </w:t>
+      </w:r>
+      <w:r>
+        <w:rPr>
+          <w:iCs/>
+          <w:i/>
+        </w:rPr>
+        <w:t xml:space="preserve">Design of Machinery: An Introduction to the Synthesis and Analysis of Mechanisms and Machines</w:t>
+      </w:r>
+      <w:r>
+        <w:t xml:space="preserve">, 5th edn. McGraw-Hill, New York.</w:t>
+      </w:r>
+    </w:p>
+    <w:p>
+      <w:pPr>
+        <w:numPr>
+          <w:ilvl w:val="0"/>
+          <w:numId w:val="1011"/>
+        </w:numPr>
+        <w:pStyle w:val="Compact"/>
+      </w:pPr>
+      <w:r>
+        <w:t xml:space="preserve">Uicker, J.J., Pennock, G.R. and Shigley, J.E. (2017)</w:t>
+      </w:r>
+      <w:r>
+        <w:t xml:space="preserve"> </w:t>
+      </w:r>
+      <w:r>
+        <w:rPr>
+          <w:iCs/>
+          <w:i/>
+        </w:rPr>
+        <w:t xml:space="preserve">Theory of Machines and Mechanisms</w:t>
+      </w:r>
+      <w:r>
+        <w:t xml:space="preserve">, 5th edn. Oxford University Press, New York.</w:t>
+      </w:r>
+    </w:p>
+    <w:p>
+      <w:pPr>
+        <w:numPr>
+          <w:ilvl w:val="0"/>
+          <w:numId w:val="1011"/>
+        </w:numPr>
+        <w:pStyle w:val="Compact"/>
+      </w:pPr>
+      <w:r>
+        <w:t xml:space="preserve">Berkof, R.S. and Lowen, G.G. (1969)</w:t>
+      </w:r>
+      <w:r>
+        <w:t xml:space="preserve"> </w:t>
+      </w:r>
+      <w:r>
+        <w:t xml:space="preserve">‘</w:t>
+      </w:r>
+      <w:r>
+        <w:t xml:space="preserve">A new method for completely force balancing simple linkages</w:t>
+      </w:r>
+      <w:r>
+        <w:t xml:space="preserve">’</w:t>
+      </w:r>
+      <w:r>
+        <w:t xml:space="preserve">,</w:t>
+      </w:r>
+      <w:r>
+        <w:t xml:space="preserve"> </w:t>
+      </w:r>
+      <w:r>
+        <w:rPr>
+          <w:iCs/>
+          <w:i/>
+        </w:rPr>
+        <w:t xml:space="preserve">Journal of Engineering for Industry</w:t>
+      </w:r>
+      <w:r>
+        <w:t xml:space="preserve">, 91(1), pp. 21–26.</w:t>
+      </w:r>
+    </w:p>
+    <w:bookmarkEnd w:id="93"/>
+    <w:bookmarkStart w:id="94" w:name="appendixA"/>
+    <w:p>
+      <w:pPr>
+        <w:pStyle w:val="Heading1"/>
+      </w:pPr>
+      <w:r>
+        <w:t xml:space="preserve">Appendix A – Notes on the lecture examples</w:t>
+      </w:r>
+    </w:p>
+    <w:p>
+      <w:pPr>
+        <w:pStyle w:val="FirstParagraph"/>
+      </w:pPr>
+      <w:r>
+        <w:t xml:space="preserve">While checking this solution against the lecture material, three slips were found in the worked examples. They are listed here so that they do not cause confusion; the</w:t>
+      </w:r>
+      <w:r>
+        <w:t xml:space="preserve"> </w:t>
+      </w:r>
+      <w:r>
+        <w:rPr>
+          <w:iCs/>
+          <w:i/>
+        </w:rPr>
+        <w:t xml:space="preserve">methods and formulas</w:t>
+      </w:r>
+      <w:r>
+        <w:t xml:space="preserve"> </w:t>
+      </w:r>
+      <w:r>
+        <w:t xml:space="preserve">in the notes are correct.</w:t>
+      </w:r>
+    </w:p>
+    <w:p>
+      <w:pPr>
+        <w:numPr>
+          <w:ilvl w:val="0"/>
+          <w:numId w:val="1012"/>
+        </w:numPr>
+        <w:pStyle w:val="Compact"/>
+      </w:pPr>
+      <w:r>
+        <w:rPr>
+          <w:bCs/>
+          <w:b/>
+        </w:rPr>
+        <w:t xml:space="preserve">Week 7, four-bar position example</w:t>
+      </w:r>
+      <w:r>
+        <w:t xml:space="preserve"> </w:t>
+      </w:r>
+      <w:r>
+        <w:t xml:space="preserve">(a = 40, b = 120, c = 80, d = 100 mm, θ₂ = 40°). The handwritten result gives θ₄(open) = 98° and θ₄(crossed) = −57°. Substituting back into the loop shows |AB| = 79 mm for θ₄ = 98°, not 120 mm. The slip is the extra minus sign written in front of 2 tan⁻¹(…). Without it, the two roots of the same quadratic are θ₄ = −98.0° and θ₄ =</w:t>
+      </w:r>
+      <w:r>
+        <w:t xml:space="preserve"> </w:t>
+      </w:r>
+      <w:r>
+        <w:rPr>
+          <w:bCs/>
+          <w:b/>
+        </w:rPr>
+        <w:t xml:space="preserve">+57.3°</w:t>
+      </w:r>
+      <w:r>
+        <w:t xml:space="preserve">, and the root that pairs with θ₃ = 20.2° (the configuration used in the velocity and acceleration examples) is θ₄ = 57.3°; the other pair is θ₃ = −60.9°, θ₄ = −98.0°.</w:t>
+      </w:r>
+    </w:p>
+    <w:p>
+      <w:pPr>
+        <w:numPr>
+          <w:ilvl w:val="0"/>
+          <w:numId w:val="1012"/>
+        </w:numPr>
+        <w:pStyle w:val="Compact"/>
+      </w:pPr>
+      <w:r>
+        <w:rPr>
+          <w:bCs/>
+          <w:b/>
+        </w:rPr>
+        <w:t xml:space="preserve">Week 7, velocity example</w:t>
+      </w:r>
+      <w:r>
+        <w:t xml:space="preserve"> </w:t>
+      </w:r>
+      <w:r>
+        <w:t xml:space="preserve">(ω₂ = 25 rad/s). ω₄ is evaluated with sin(40° − 23.3°) instead of sin(40° − 20.3°). The correct value is ω₄ =</w:t>
+      </w:r>
+      <w:r>
+        <w:t xml:space="preserve"> </w:t>
+      </w:r>
+      <w:r>
+        <w:rPr>
+          <w:bCs/>
+          <w:b/>
+        </w:rPr>
+        <w:t xml:space="preserve">7.00 rad/s</w:t>
+      </w:r>
+      <w:r>
+        <w:t xml:space="preserve">, not 5.98 rad/s. The acceleration example inherits this (and uses 45 instead of a = 40 in F), so it should read α₃ ≈</w:t>
+      </w:r>
+      <w:r>
+        <w:t xml:space="preserve"> </w:t>
+      </w:r>
+      <w:r>
+        <w:rPr>
+          <w:bCs/>
+          <w:b/>
+        </w:rPr>
+        <w:t xml:space="preserve">296 rad/s²</w:t>
+      </w:r>
+      <w:r>
+        <w:t xml:space="preserve"> </w:t>
+      </w:r>
+      <w:r>
+        <w:t xml:space="preserve">and α₄ ≈</w:t>
+      </w:r>
+      <w:r>
+        <w:t xml:space="preserve"> </w:t>
+      </w:r>
+      <w:r>
+        <w:rPr>
+          <w:bCs/>
+          <w:b/>
+        </w:rPr>
+        <w:t xml:space="preserve">470 rad/s²</w:t>
+      </w:r>
+      <w:r>
+        <w:t xml:space="preserve">. Both were confirmed by numerical differentiation.</w:t>
+      </w:r>
+    </w:p>
+    <w:p>
+      <w:pPr>
+        <w:numPr>
+          <w:ilvl w:val="0"/>
+          <w:numId w:val="1012"/>
         </w:numPr>
         <w:pStyle w:val="Compact"/>
       </w:pPr>
@@ -54555,7 +57046,445 @@
         <w:pStyle w:val="Heading1"/>
       </w:pPr>
       <w:r>
-        <w:t xml:space="preserve">Appendix B – Software and reproducibility</w:t>
+        <w:t xml:space="preserve">Appendix B – Rubric and handout checklist</w:t>
+      </w:r>
+    </w:p>
+    <w:p>
+      <w:pPr>
+        <w:pStyle w:val="TableCaption"/>
+      </w:pPr>
+      <w:r>
+        <w:t xml:space="preserve">Table 26 – Where each rubric criterion is addressed.</w:t>
+      </w:r>
+    </w:p>
+    <w:tbl>
+      <w:tblPr>
+        <w:tblStyle w:val="Table"/>
+        <w:tblW w:type="pct" w:w="5000"/>
+        <w:tblLook w:firstRow="1" w:lastRow="0" w:firstColumn="0" w:lastColumn="0" w:noHBand="0" w:noVBand="0" w:val="0020"/>
+        <w:jc w:val="start"/>
+        <w:tblCaption w:val="Table 26 – Where each rubric criterion is addressed."/>
+      </w:tblPr>
+      <w:tblGrid>
+        <w:gridCol w:w="3960"/>
+        <w:gridCol w:w="3960"/>
+      </w:tblGrid>
+      <w:tr>
+        <w:trPr>
+          <w:tblHeader w:val="true"/>
+        </w:trPr>
+        <w:tc>
+          <w:tcPr/>
+          <w:p>
+            <w:pPr>
+              <w:pStyle w:val="Compact"/>
+              <w:jc w:val="left"/>
+            </w:pPr>
+            <w:r>
+              <w:t xml:space="preserve">Rubric criterion (marks)</w:t>
+            </w:r>
+          </w:p>
+        </w:tc>
+        <w:tc>
+          <w:tcPr/>
+          <w:p>
+            <w:pPr>
+              <w:pStyle w:val="Compact"/>
+              <w:jc w:val="left"/>
+            </w:pPr>
+            <w:r>
+              <w:t xml:space="preserve">Where it is answered</w:t>
+            </w:r>
+          </w:p>
+        </w:tc>
+      </w:tr>
+      <w:tr>
+        <w:tc>
+          <w:tcPr/>
+          <w:p>
+            <w:pPr>
+              <w:pStyle w:val="Compact"/>
+              <w:jc w:val="left"/>
+            </w:pPr>
+            <w:r>
+              <w:t xml:space="preserve">Title page: cover page and table of contents (0.5)</w:t>
+            </w:r>
+          </w:p>
+        </w:tc>
+        <w:tc>
+          <w:tcPr/>
+          <w:p>
+            <w:pPr>
+              <w:pStyle w:val="Compact"/>
+              <w:jc w:val="left"/>
+            </w:pPr>
+            <w:r>
+              <w:t xml:space="preserve">Cover (page 1); Table of Contents (page 2)</w:t>
+            </w:r>
+          </w:p>
+        </w:tc>
+      </w:tr>
+      <w:tr>
+        <w:tc>
+          <w:tcPr/>
+          <w:p>
+            <w:pPr>
+              <w:pStyle w:val="Compact"/>
+              <w:jc w:val="left"/>
+            </w:pPr>
+            <w:r>
+              <w:t xml:space="preserve">Summary on one page, useful to an engineering manager (0.5)</w:t>
+            </w:r>
+          </w:p>
+        </w:tc>
+        <w:tc>
+          <w:tcPr/>
+          <w:p>
+            <w:pPr>
+              <w:pStyle w:val="Compact"/>
+              <w:jc w:val="left"/>
+            </w:pPr>
+            <w:r>
+              <w:t xml:space="preserve">Summary (one page, with key results and recommendations)</w:t>
+            </w:r>
+          </w:p>
+        </w:tc>
+      </w:tr>
+      <w:tr>
+        <w:tc>
+          <w:tcPr/>
+          <w:p>
+            <w:pPr>
+              <w:pStyle w:val="Compact"/>
+              <w:jc w:val="left"/>
+            </w:pPr>
+            <w:r>
+              <w:t xml:space="preserve">Objectives as bullet points (0.5)</w:t>
+            </w:r>
+          </w:p>
+        </w:tc>
+        <w:tc>
+          <w:tcPr/>
+          <w:p>
+            <w:pPr>
+              <w:pStyle w:val="Compact"/>
+              <w:jc w:val="left"/>
+            </w:pPr>
+            <w:r>
+              <w:t xml:space="preserve">Objectives</w:t>
+            </w:r>
+          </w:p>
+        </w:tc>
+      </w:tr>
+      <w:tr>
+        <w:tc>
+          <w:tcPr/>
+          <w:p>
+            <w:pPr>
+              <w:pStyle w:val="Compact"/>
+              <w:jc w:val="left"/>
+            </w:pPr>
+            <w:r>
+              <w:t xml:space="preserve">Related theory from different sources, with the sources cited (0.5)</w:t>
+            </w:r>
+          </w:p>
+        </w:tc>
+        <w:tc>
+          <w:tcPr/>
+          <w:p>
+            <w:pPr>
+              <w:pStyle w:val="Compact"/>
+              <w:jc w:val="left"/>
+            </w:pPr>
+            <w:r>
+              <w:t xml:space="preserve">Related Theory; References</w:t>
+            </w:r>
+          </w:p>
+        </w:tc>
+      </w:tr>
+      <w:tr>
+        <w:tc>
+          <w:tcPr/>
+          <w:p>
+            <w:pPr>
+              <w:pStyle w:val="Compact"/>
+              <w:jc w:val="left"/>
+            </w:pPr>
+            <w:r>
+              <w:t xml:space="preserve">Position analysis: data-selection equations, parameters, sample working, 16-point analysis of all five moving links (2)</w:t>
+            </w:r>
+          </w:p>
+        </w:tc>
+        <w:tc>
+          <w:tcPr/>
+          <w:p>
+            <w:pPr>
+              <w:pStyle w:val="Compact"/>
+              <w:jc w:val="left"/>
+            </w:pPr>
+            <w:r>
+              <w:t xml:space="preserve">Data Selection (Tables 1–3); Section 1 – Figure 1 (sample working), Figures 2–4, Tables 4–5</w:t>
+            </w:r>
+          </w:p>
+        </w:tc>
+      </w:tr>
+      <w:tr>
+        <w:tc>
+          <w:tcPr/>
+          <w:p>
+            <w:pPr>
+              <w:pStyle w:val="Compact"/>
+              <w:jc w:val="left"/>
+            </w:pPr>
+            <w:r>
+              <w:t xml:space="preserve">Velocity analysis: relative-motion equations, calculations, scaled polygon with labels and directions (5)</w:t>
+            </w:r>
+          </w:p>
+        </w:tc>
+        <w:tc>
+          <w:tcPr/>
+          <w:p>
+            <w:pPr>
+              <w:pStyle w:val="Compact"/>
+              <w:jc w:val="left"/>
+            </w:pPr>
+            <w:r>
+              <w:t xml:space="preserve">Section 2 – Steps 1–4, Figure 5, Tables 6–7</w:t>
+            </w:r>
+          </w:p>
+        </w:tc>
+      </w:tr>
+      <w:tr>
+        <w:tc>
+          <w:tcPr/>
+          <w:p>
+            <w:pPr>
+              <w:pStyle w:val="Compact"/>
+              <w:jc w:val="left"/>
+            </w:pPr>
+            <w:r>
+              <w:t xml:space="preserve">Acceleration analysis: relative-motion equations, calculations, scaled polygon with labels and directions (6)</w:t>
+            </w:r>
+          </w:p>
+        </w:tc>
+        <w:tc>
+          <w:tcPr/>
+          <w:p>
+            <w:pPr>
+              <w:pStyle w:val="Compact"/>
+              <w:jc w:val="left"/>
+            </w:pPr>
+            <w:r>
+              <w:t xml:space="preserve">Section 3 – Table 8 (normal components), Steps 1–4, Figure 6, Tables 9–10</w:t>
+            </w:r>
+          </w:p>
+        </w:tc>
+      </w:tr>
+      <w:tr>
+        <w:tc>
+          <w:tcPr/>
+          <w:p>
+            <w:pPr>
+              <w:pStyle w:val="Compact"/>
+              <w:jc w:val="left"/>
+            </w:pPr>
+            <w:r>
+              <w:t xml:space="preserve">IC method: known ICs by inspection, unknown ICs by Kennedy’s circle step by step, velocities from the ICs (6)</w:t>
+            </w:r>
+          </w:p>
+        </w:tc>
+        <w:tc>
+          <w:tcPr/>
+          <w:p>
+            <w:pPr>
+              <w:pStyle w:val="Compact"/>
+              <w:jc w:val="left"/>
+            </w:pPr>
+            <w:r>
+              <w:t xml:space="preserve">Section 4 – Figure 7, Table 11, Figures 8 and 8b, Table 12</w:t>
+            </w:r>
+          </w:p>
+        </w:tc>
+      </w:tr>
+      <w:tr>
+        <w:tc>
+          <w:tcPr/>
+          <w:p>
+            <w:pPr>
+              <w:pStyle w:val="Compact"/>
+              <w:jc w:val="left"/>
+            </w:pPr>
+            <w:r>
+              <w:t xml:space="preserve">Analytical method: derivations for positions, velocities and accelerations of all five links (7)</w:t>
+            </w:r>
+          </w:p>
+        </w:tc>
+        <w:tc>
+          <w:tcPr/>
+          <w:p>
+            <w:pPr>
+              <w:pStyle w:val="Compact"/>
+              <w:jc w:val="left"/>
+            </w:pPr>
+            <w:r>
+              <w:t xml:space="preserve">Sections 5.1–5.3 (links 2–6); results and comparison in 5.4 (Tables 13–16)</w:t>
+            </w:r>
+          </w:p>
+        </w:tc>
+      </w:tr>
+      <w:tr>
+        <w:tc>
+          <w:tcPr/>
+          <w:p>
+            <w:pPr>
+              <w:pStyle w:val="Compact"/>
+              <w:jc w:val="left"/>
+            </w:pPr>
+            <w:r>
+              <w:t xml:space="preserve">Computational method: positions, velocities and accelerations of all five links with software (5)</w:t>
+            </w:r>
+          </w:p>
+        </w:tc>
+        <w:tc>
+          <w:tcPr/>
+          <w:p>
+            <w:pPr>
+              <w:pStyle w:val="Compact"/>
+              <w:jc w:val="left"/>
+            </w:pPr>
+            <w:r>
+              <w:t xml:space="preserve">Section 7 – Figures 10–14, Tables 20–22; Working Model build sheet in 7.1</w:t>
+            </w:r>
+          </w:p>
+        </w:tc>
+      </w:tr>
+      <w:tr>
+        <w:tc>
+          <w:tcPr/>
+          <w:p>
+            <w:pPr>
+              <w:pStyle w:val="Compact"/>
+              <w:jc w:val="left"/>
+            </w:pPr>
+            <w:r>
+              <w:t xml:space="preserve">Dynamic forces: FBDs of all links, all equations, matrix set-up, solved with software (5)</w:t>
+            </w:r>
+          </w:p>
+        </w:tc>
+        <w:tc>
+          <w:tcPr/>
+          <w:p>
+            <w:pPr>
+              <w:pStyle w:val="Compact"/>
+              <w:jc w:val="left"/>
+            </w:pPr>
+            <w:r>
+              <w:t xml:space="preserve">Section 6 – Figure 9, Equations (1)–(14), Tables 17–19</w:t>
+            </w:r>
+          </w:p>
+        </w:tc>
+      </w:tr>
+      <w:tr>
+        <w:tc>
+          <w:tcPr/>
+          <w:p>
+            <w:pPr>
+              <w:pStyle w:val="Compact"/>
+              <w:jc w:val="left"/>
+            </w:pPr>
+            <w:r>
+              <w:t xml:space="preserve">Balancing strategy for the six-bar (2)</w:t>
+            </w:r>
+          </w:p>
+        </w:tc>
+        <w:tc>
+          <w:tcPr/>
+          <w:p>
+            <w:pPr>
+              <w:pStyle w:val="Compact"/>
+              <w:jc w:val="left"/>
+            </w:pPr>
+            <w:r>
+              <w:t xml:space="preserve">Section 8 – 8.3 (strategy), Table 25, 8.4 (discussion)</w:t>
+            </w:r>
+          </w:p>
+        </w:tc>
+      </w:tr>
+    </w:tbl>
+    <w:p>
+      <w:pPr>
+        <w:pStyle w:val="BodyText"/>
+      </w:pPr>
+      <w:r>
+        <w:rPr>
+          <w:bCs/>
+          <w:b/>
+        </w:rPr>
+        <w:t xml:space="preserve">Other handout requirements.</w:t>
+      </w:r>
+      <w:r>
+        <w:t xml:space="preserve"> </w:t>
+      </w:r>
+      <w:r>
+        <w:t xml:space="preserve">The 16 positions are drawn to scale with the limits of motion and the outlined joint paths (Figure 3, Table 5). Velocities and accelerations are tabulated (Tables 6–10). The ICs and velocities are drawn on a separate diagram (Figures 8–8b). The analytical results are compared with the graphical ones (Table 16). Paths, velocities, accelerations, pin forces, slider side loads and driving torque are computed over one revolution and compared with the other methods (Section 7). Shaking force and moment are evaluated and the balancing results discussed (Section 8). The report follows the handout’s section order. The</w:t>
+      </w:r>
+      <w:r>
+        <w:t xml:space="preserve"> </w:t>
+      </w:r>
+      <w:r>
+        <w:t xml:space="preserve">“</w:t>
+      </w:r>
+      <w:r>
+        <w:t xml:space="preserve">disc with computer model and results</w:t>
+      </w:r>
+      <w:r>
+        <w:t xml:space="preserve">”</w:t>
+      </w:r>
+      <w:r>
+        <w:t xml:space="preserve"> </w:t>
+      </w:r>
+      <w:r>
+        <w:t xml:space="preserve">corresponds to the</w:t>
+      </w:r>
+      <w:r>
+        <w:t xml:space="preserve"> </w:t>
+      </w:r>
+      <w:r>
+        <w:rPr>
+          <w:rStyle w:val="VerbatimChar"/>
+        </w:rPr>
+        <w:t xml:space="preserve">analysis/</w:t>
+      </w:r>
+      <w:r>
+        <w:t xml:space="preserve"> </w:t>
+      </w:r>
+      <w:r>
+        <w:t xml:space="preserve">and</w:t>
+      </w:r>
+      <w:r>
+        <w:t xml:space="preserve"> </w:t>
+      </w:r>
+      <w:r>
+        <w:rPr>
+          <w:rStyle w:val="VerbatimChar"/>
+        </w:rPr>
+        <w:t xml:space="preserve">output/</w:t>
+      </w:r>
+      <w:r>
+        <w:t xml:space="preserve"> </w:t>
+      </w:r>
+      <w:r>
+        <w:t xml:space="preserve">folders of the repository.</w:t>
+      </w:r>
+    </w:p>
+    <w:bookmarkEnd w:id="95"/>
+    <w:bookmarkStart w:id="96" w:name="appendixC"/>
+    <w:p>
+      <w:pPr>
+        <w:pStyle w:val="Heading1"/>
+      </w:pPr>
+      <w:r>
+        <w:t xml:space="preserve">Appendix C – Software and reproducibility</w:t>
       </w:r>
     </w:p>
     <w:p>
@@ -54911,7 +57840,7 @@
         <w:t xml:space="preserve">.</w:t>
       </w:r>
     </w:p>
-    <w:bookmarkEnd w:id="95"/>
+    <w:bookmarkEnd w:id="96"/>
     <w:sectPr/>
   </w:body>
 </w:document>
@@ -55271,6 +58200,9 @@
     <w:abstractNumId w:val="991"/>
   </w:num>
   <w:num w:numId="1002">
+    <w:abstractNumId w:val="991"/>
+  </w:num>
+  <w:num w:numId="1003">
     <w:abstractNumId w:val="99721"/>
     <w:lvlOverride w:ilvl="0">
       <w:startOverride w:val="1"/>
@@ -55300,9 +58232,6 @@
       <w:startOverride w:val="1"/>
     </w:lvlOverride>
   </w:num>
-  <w:num w:numId="1003">
-    <w:abstractNumId w:val="991"/>
-  </w:num>
   <w:num w:numId="1004">
     <w:abstractNumId w:val="991"/>
   </w:num>
@@ -55313,6 +58242,9 @@
     <w:abstractNumId w:val="991"/>
   </w:num>
   <w:num w:numId="1007">
+    <w:abstractNumId w:val="991"/>
+  </w:num>
+  <w:num w:numId="1008">
     <w:abstractNumId w:val="99411"/>
     <w:lvlOverride w:ilvl="0">
       <w:startOverride w:val="1"/>
@@ -55342,10 +58274,10 @@
       <w:startOverride w:val="1"/>
     </w:lvlOverride>
   </w:num>
-  <w:num w:numId="1008">
+  <w:num w:numId="1009">
     <w:abstractNumId w:val="991"/>
   </w:num>
-  <w:num w:numId="1009">
+  <w:num w:numId="1010">
     <w:abstractNumId w:val="99411"/>
     <w:lvlOverride w:ilvl="0">
       <w:startOverride w:val="1"/>
@@ -55375,10 +58307,10 @@
       <w:startOverride w:val="1"/>
     </w:lvlOverride>
   </w:num>
-  <w:num w:numId="1010">
+  <w:num w:numId="1011">
     <w:abstractNumId w:val="991"/>
   </w:num>
-  <w:num w:numId="1011">
+  <w:num w:numId="1012">
     <w:abstractNumId w:val="99411"/>
     <w:lvlOverride w:ilvl="0">
       <w:startOverride w:val="1"/>

--- a/report/MIET1077_SixBar_Worked_Solution.docx
+++ b/report/MIET1077_SixBar_Worked_Solution.docx
@@ -3682,7 +3682,7 @@
         <w:t xml:space="preserve">”</w:t>
       </w:r>
       <w:r>
-        <w:t xml:space="preserve">: on the bisector of β, AB/2 = 330 mm from A. The Week 9 hand sketch instead marks G₃ at the centroid of triangle ABC, which is also Working Model’s default for a polygon. Section 6 shows this choice changes the joint forces by only 1–3 %, but confirm with your lecturer which one is intended.</w:t>
+        <w:t xml:space="preserve">: on the bisector of β, AB/2 = 330 mm from A. The Week 9 hand sketch instead marks G₃ at the centroid of triangle ABC, which is also Working Model’s default for a polygon. Section 6 shows this choice changes the joint forces and driving torque by at most 3.4 %, but confirm with your lecturer which one is intended.</w:t>
       </w:r>
     </w:p>
     <w:tbl>
@@ -3691,7 +3691,7 @@
         <w:tblW w:type="pct" w:w="5000"/>
         <w:tblLook w:firstRow="1" w:lastRow="0" w:firstColumn="0" w:lastColumn="0" w:noHBand="0" w:noVBand="0" w:val="0020"/>
         <w:jc w:val="start"/>
-        <w:tblCaption w:val="Table 3 – Mass properties (handout item 6). G₃ is placed literally as specified, “at β/2 and AB/2”: on the bisector of β, AB/2 = 330 mm from A. The Week 9 hand sketch instead marks G₃ at the centroid of triangle ABC, which is also Working Model’s default for a polygon. Section 6 shows this choice changes the joint forces by only 1–3 %, but confirm with your lecturer which one is intended."/>
+        <w:tblCaption w:val="Table 3 – Mass properties (handout item 6). G₃ is placed literally as specified, “at β/2 and AB/2”: on the bisector of β, AB/2 = 330 mm from A. The Week 9 hand sketch instead marks G₃ at the centroid of triangle ABC, which is also Working Model’s default for a polygon. Section 6 shows this choice changes the joint forces and driving torque by at most 3.4 %, but confirm with your lecturer which one is intended."/>
       </w:tblPr>
       <w:tblGrid>
         <w:gridCol w:w="1980"/>
@@ -57789,6 +57789,35 @@
           </w:p>
         </w:tc>
       </w:tr>
+      <w:tr>
+        <w:tc>
+          <w:tcPr/>
+          <w:p>
+            <w:pPr>
+              <w:pStyle w:val="Compact"/>
+              <w:jc w:val="left"/>
+            </w:pPr>
+            <w:r>
+              <w:rPr>
+                <w:rStyle w:val="VerbatimChar"/>
+              </w:rPr>
+              <w:t xml:space="preserve">analysis/verify_independent.py</w:t>
+            </w:r>
+          </w:p>
+        </w:tc>
+        <w:tc>
+          <w:tcPr/>
+          <w:p>
+            <w:pPr>
+              <w:pStyle w:val="Compact"/>
+              <w:jc w:val="left"/>
+            </w:pPr>
+            <w:r>
+              <w:t xml:space="preserve">independent recheck: recomputes every reported result with different methods (circle intersections, finite differences, a differently assembled force solver) and compares</w:t>
+            </w:r>
+          </w:p>
+        </w:tc>
+      </w:tr>
     </w:tbl>
     <w:p>
       <w:pPr>

--- a/report/MIET1077_SixBar_Worked_Solution.docx
+++ b/report/MIET1077_SixBar_Worked_Solution.docx
@@ -321,7 +321,7 @@
         <w:t xml:space="preserve"> </w:t>
       </w:r>
       <w:r>
-        <w:t xml:space="preserve">the driving torque swings between −184 and +185 N·m (mean zero, because there is no load or friction), the crank bearing sees up to 2.92 kN near θ₂ ≈ 20°, and the shaking force reaches 3.07 kN (RMS 1.80 kN).</w:t>
+        <w:t xml:space="preserve">the driving torque swings between −184 and +185 N·m (mean zero, because there is no load or friction), the crank bearing O sees up to 2.92 kN near θ₂ ≈ 20°, and the shaking force reaches 3.07 kN (RMS 1.80 kN).</w:t>
       </w:r>
     </w:p>
     <w:p>
@@ -395,7 +395,7 @@
         <w:t xml:space="preserve"> </w:t>
       </w:r>
       <w:r>
-        <w:t xml:space="preserve">the motor sees ±185 N·m peaks with zero mean; specify a flywheel so the speed stays constant, especially once counterweights are added.</w:t>
+        <w:t xml:space="preserve">the motor sees peaks of −184 and +185 N·m with zero mean; specify a flywheel so the speed stays constant, especially once counterweights are added.</w:t>
       </w:r>
     </w:p>
     <w:p>
@@ -3126,7 +3126,7 @@
               <w:jc w:val="left"/>
             </w:pPr>
             <w:r>
-              <w:t xml:space="preserve">45.0 mm</w:t>
+              <w:t xml:space="preserve">45 mm</w:t>
             </w:r>
           </w:p>
         </w:tc>
@@ -16768,7 +16768,7 @@
           <wp:inline>
             <wp:extent cx="3023999" cy="4535999"/>
             <wp:effectExtent b="0" l="0" r="0" t="0"/>
-            <wp:docPr descr="Figure 8b – Overview of all 15 instantaneous centres at scale 1:50, including I₁₅ (about 5 m above the slider), with the Kennedy lines that locate it; I₁₆ is at infinity in the vertical direction." title="" id="52" name="Picture"/>
+            <wp:docPr descr="Figure 8b – Overview of all 15 instantaneous centres at scale 1:50, including I₁₅ (about 5.0 m above the slider), with the Kennedy lines that locate it; I₁₆ is at infinity in the vertical direction." title="" id="52" name="Picture"/>
             <a:graphic>
               <a:graphicData uri="http://schemas.openxmlformats.org/drawingml/2006/picture">
                 <pic:pic>
@@ -16811,7 +16811,7 @@
         <w:pStyle w:val="ImageCaption"/>
       </w:pPr>
       <w:r>
-        <w:t xml:space="preserve">Figure 8b – Overview of all 15 instantaneous centres at scale 1:50, including I₁₅ (about 5 m above the slider), with the Kennedy lines that locate it; I₁₆ is at infinity in the vertical direction.</w:t>
+        <w:t xml:space="preserve">Figure 8b – Overview of all 15 instantaneous centres at scale 1:50, including I₁₅ (about 5.0 m above the slider), with the Kennedy lines that locate it; I₁₆ is at infinity in the vertical direction.</w:t>
       </w:r>
     </w:p>
     <w:p>
@@ -16829,7 +16829,7 @@
         <w:t xml:space="preserve"> </w:t>
       </w:r>
       <w:r>
-        <w:t xml:space="preserve">(radii read from the 1:10 drawing to the nearest 0.5 mm, i.e. 5 mm full size):</w:t>
+        <w:t xml:space="preserve">(I₁₂A = OA and I₁₄B = BE are link lengths; the other radii are read from the 1:10 drawing to the nearest 0.5 mm, i.e. 5 mm full size):</w:t>
       </w:r>
     </w:p>
     <w:p>
@@ -17756,7 +17756,7 @@
         <w:pStyle w:val="BodyText"/>
       </w:pPr>
       <w:r>
-        <w:t xml:space="preserve">The IC results agree with the velocity polygon and the analytical solution (Table 16). The largest deviation (V_D via I₂₆, −1.4 %) comes from reading the short radius O–I₂₆ (exact value 152.2 mm) to ±5 mm at 1:10 scale. Using I₁₅ (step 7), or drawing that region at a larger scale, removes the error. The angular-velocity-ratio theorem gives a neat check: I₂₄ lies on the line of centres OE, so ω₄/ω₂ = I₁₂I₂₄ / I₁₄I₂₄ = 0.2734 → ω₄ = 12.599 rad/s.</w:t>
+        <w:t xml:space="preserve">The IC results agree with the velocity polygon and the analytical solution (Table 16). The largest deviation (V_D via I₂₆, −1.4 %) comes from reading the short radius O–I₂₆ (exact value 152.2 mm, only 15.2 mm on the 1:10 drawing) to the nearest 0.5 mm, i.e. 5 mm full size. Using I₁₅ (step 7), or drawing that region at a larger scale, removes the error. The angular-velocity-ratio theorem gives a neat check: I₂₄ lies on the line of centres OE, so ω₄/ω₂ = I₁₂I₂₄ / I₁₄I₂₄ = 0.2734 → ω₄ = 12.599 rad/s.</w:t>
       </w:r>
     </w:p>
     <w:bookmarkEnd w:id="54"/>
@@ -21695,7 +21695,7 @@
                     <m:t>−</m:t>
                   </m:r>
                   <m:r>
-                    <m:t>45.0</m:t>
+                    <m:t>45</m:t>
                   </m:r>
                   <m:r>
                     <m:rPr>
@@ -29844,7 +29844,7 @@
               <w:jc w:val="left"/>
             </w:pPr>
             <w:r>
-              <w:t xml:space="preserve">S = 1,149.04 mm, y = −45.0 mm</w:t>
+              <w:t xml:space="preserve">S = 1,149.04 mm, y = −45 mm</w:t>
             </w:r>
           </w:p>
         </w:tc>
@@ -34808,7 +34808,62 @@
         <w:t xml:space="preserve"> </w:t>
       </w:r>
       <w:r>
-        <w:t xml:space="preserve">The graphical results agree with the analytical ones to within 0.79 % for velocities and 0.24 % for accelerations. The remaining differences come only from reading the drawings to ±0.5 mm and ±0.5°. Short vectors suffer most: V_D/C is just 20 mm long, so a 0.25 mm reading error is already 1.2 % of it, which is why ω₅ shows the largest graphical error. Choosing a larger scale for short vectors, or computing them analytically, improves the result. The analytical method is exact for the model, and its numbers were also verified against numerical differentiation of the position solution.</w:t>
+        <w:t xml:space="preserve">The graphical results agree with the analytical ones to within 0.79 % for velocities and 0.24 % for accelerations. The remaining differences come only from reading the drawings to the nearest 0.5 mm and 0.5°. Short vectors suffer most:</w:t>
+      </w:r>
+      <w:r>
+        <w:t xml:space="preserve"> </w:t>
+      </w:r>
+      <m:oMath>
+        <m:sSub>
+          <m:e>
+            <m:r>
+              <m:t>V</m:t>
+            </m:r>
+          </m:e>
+          <m:sub>
+            <m:r>
+              <m:t>D</m:t>
+            </m:r>
+            <m:r>
+              <m:rPr>
+                <m:sty m:val="p"/>
+              </m:rPr>
+              <m:t>/</m:t>
+            </m:r>
+            <m:r>
+              <m:t>C</m:t>
+            </m:r>
+          </m:sub>
+        </m:sSub>
+      </m:oMath>
+      <w:r>
+        <w:t xml:space="preserve"> </w:t>
+      </w:r>
+      <w:r>
+        <w:t xml:space="preserve">is just 20.2 mm long at 1 m/s = 20 mm, so a 0.25 mm reading error is already 1.2 % of it, which is why</w:t>
+      </w:r>
+      <w:r>
+        <w:t xml:space="preserve"> </w:t>
+      </w:r>
+      <m:oMath>
+        <m:sSub>
+          <m:e>
+            <m:r>
+              <m:t>ω</m:t>
+            </m:r>
+          </m:e>
+          <m:sub>
+            <m:r>
+              <m:t>5</m:t>
+            </m:r>
+          </m:sub>
+        </m:sSub>
+      </m:oMath>
+      <w:r>
+        <w:t xml:space="preserve"> </w:t>
+      </w:r>
+      <w:r>
+        <w:t xml:space="preserve">shows the largest graphical velocity error (−0.79 %). Choosing a larger scale for short vectors, or computing them analytically, improves the result. The analytical method is exact for the model, and its numbers were also verified against numerical differentiation of the position solution.</w:t>
       </w:r>
     </w:p>
     <w:bookmarkEnd w:id="58"/>
@@ -43189,7 +43244,7 @@
         <w:t xml:space="preserve"> </w:t>
       </w:r>
       <w:r>
-        <w:t xml:space="preserve">by 1.7 %, T₁₂ by 1.2 %, |F₁₂| by 1.5 %, |F₃₂| by 1.7 % and |F₄₃| by 3.4 %. Forces at C, D and the slider are unchanged, because links 5 and 6 do not see link 3’s mass distribution.</w:t>
+        <w:t xml:space="preserve">by 1.7 %, T₁₂ by 1.2 %, |F₁₂| by 1.5 %, |F₃₂| by 1.7 %, |F₄₃| by 3.4 % and |F₁₄| by −0.3 %. Forces at C, D and the slider are unchanged, because links 5 and 6 do not see link 3’s mass distribution.</w:t>
       </w:r>
     </w:p>
     <w:p>
@@ -50609,7 +50664,7 @@
         <w:t xml:space="preserve"> </w:t>
       </w:r>
       <w:r>
-        <w:t xml:space="preserve">World ▸ Accuracy ▸ Animation step = T/16 = 60/(440 × 16) = 0.0085227 s. The FAQ notes that WM rounds this box to 3 decimals: here 0.009 s, which is 23.76° per frame instead of 22.5°, so 16 frames overshoot one revolution by 20°. Treat the frames as a quick visual check only, and take the exact 16 positions from a crank-angle meter, or from Tables 4 and 20. World ▸ Pause Control:</w:t>
+        <w:t xml:space="preserve">World ▸ Accuracy ▸ Animation step = T/16 = 60/(440 × 16) = 0.0085227 s. The FAQ notes that WM rounds this box to 3 decimals: here 0.009 s, which is 23.76° per frame instead of 22.5°, so 16 frames overshoot one revolution by 20.2°. Treat the frames as a quick visual check only, and take the exact 16 positions from a crank-angle meter, or from Tables 4 and 20. World ▸ Pause Control:</w:t>
       </w:r>
       <w:r>
         <w:t xml:space="preserve"> </w:t>
@@ -56214,7 +56269,7 @@
         <w:t xml:space="preserve"> </w:t>
       </w:r>
       <w:r>
-        <w:t xml:space="preserve">counterweights remove all of the shaking force except the slider’s reciprocating part. The RMS falls by 77 % and the peak by 73 %, and the remaining force is purely horizontal, which is easier to absorb in the machine frame. The shaking moment also falls, by 48 % in peak.</w:t>
+        <w:t xml:space="preserve">counterweights remove all of the shaking force except the slider’s reciprocating part. The RMS falls by 77 % and the peak by 73 %, and the remaining force is purely horizontal, which is easier to absorb in the machine frame. The peak shaking moment falls by 48 %.</w:t>
       </w:r>
     </w:p>
     <w:p>
@@ -56264,7 +56319,7 @@
         <w:t xml:space="preserve"> </w:t>
       </w:r>
       <w:r>
-        <w:t xml:space="preserve">About 13.7 kg of counterweights is added to a mechanism whose moving links weigh 7.7 kg. The driving-torque range grows from ±185 to −240 … +217 N·m, and the bearings at O and E carry the counterweight inertia. A flywheel on the crank shaft is recommended to keep the speed constant, and the bearings should be sized for the larger loads.</w:t>
+        <w:t xml:space="preserve">About 13.7 kg of counterweights is added to a mechanism whose moving links weigh 7.7 kg. The driving-torque range grows from −184 … +185 to −240 … +217 N·m, and the bearings at O and E carry the counterweight inertia. A flywheel on the crank shaft is recommended to keep the speed constant, and the bearings should be sized for the larger loads.</w:t>
       </w:r>
     </w:p>
     <w:p>
@@ -56367,7 +56422,7 @@
         <w:pStyle w:val="Compact"/>
       </w:pPr>
       <w:r>
-        <w:t xml:space="preserve">At θ₂ = 60° the matrix method gives a driving torque of 166.0 N·m and a largest pin force of 1,590 N at the crank bearing. Over a revolution the torque swings ±185 N·m and the crank bearing peaks at 2,925 N.</w:t>
+        <w:t xml:space="preserve">At θ₂ = 60° the matrix method gives a driving torque of 166.0 N·m and a largest pin force of 1,590 N at the crank bearing O. Over a revolution the torque swings between −184 and +185 N·m and the crank bearing O peaks at 2,925 N.</w:t>
       </w:r>
     </w:p>
     <w:p>
@@ -57824,7 +57879,34 @@
         <w:pStyle w:val="BodyText"/>
       </w:pPr>
       <w:r>
-        <w:t xml:space="preserve">To use your own parameters, edit the four given values in</w:t>
+        <w:t xml:space="preserve">This report was generated with the parameter preset</w:t>
+      </w:r>
+      <w:r>
+        <w:t xml:space="preserve"> </w:t>
+      </w:r>
+      <w:r>
+        <w:rPr>
+          <w:rStyle w:val="VerbatimChar"/>
+        </w:rPr>
+        <w:t xml:space="preserve">example1</w:t>
+      </w:r>
+      <w:r>
+        <w:t xml:space="preserve">. To practise with other made-up values, add a preset to</w:t>
+      </w:r>
+      <w:r>
+        <w:t xml:space="preserve"> </w:t>
+      </w:r>
+      <w:r>
+        <w:rPr>
+          <w:rStyle w:val="VerbatimChar"/>
+        </w:rPr>
+        <w:t xml:space="preserve">PRESETS</w:t>
+      </w:r>
+      <w:r>
+        <w:t xml:space="preserve"> </w:t>
+      </w:r>
+      <w:r>
+        <w:t xml:space="preserve">in</w:t>
       </w:r>
       <w:r>
         <w:t xml:space="preserve"> </w:t>
@@ -57839,7 +57921,7 @@
         <w:t xml:space="preserve"> </w:t>
       </w:r>
       <w:r>
-        <w:t xml:space="preserve">(and choose AB and BE that satisfy the inequalities), then run</w:t>
+        <w:t xml:space="preserve">(the four given values, and AB and BE that satisfy the inequalities), then run</w:t>
       </w:r>
       <w:r>
         <w:t xml:space="preserve"> </w:t>
@@ -57848,7 +57930,7 @@
         <w:rPr>
           <w:rStyle w:val="VerbatimChar"/>
         </w:rPr>
-        <w:t xml:space="preserve">python3 analysis/run_all.py</w:t>
+        <w:t xml:space="preserve">MIET_PRESET=&lt;name&gt; python3 analysis/run_all.py</w:t>
       </w:r>
       <w:r>
         <w:t xml:space="preserve"> </w:t>
@@ -57863,10 +57945,10 @@
         <w:rPr>
           <w:rStyle w:val="VerbatimChar"/>
         </w:rPr>
-        <w:t xml:space="preserve">python3 report/build_report.py</w:t>
-      </w:r>
-      <w:r>
-        <w:t xml:space="preserve">.</w:t>
+        <w:t xml:space="preserve">MIET_PRESET=&lt;name&gt; python3 report/build_report.py</w:t>
+      </w:r>
+      <w:r>
+        <w:t xml:space="preserve">. Every scale, direction and sense quoted in the text is taken from the results, not typed in.</w:t>
       </w:r>
     </w:p>
     <w:bookmarkEnd w:id="96"/>
